--- a/curriculum/reveal-documents/unit-4/teacher/unit-4-teacher-guide.docx
+++ b/curriculum/reveal-documents/unit-4/teacher/unit-4-teacher-guide.docx
@@ -69,7 +69,7 @@
           <w:sz w:val="24"/>
           <w:szCs w:val="24"/>
         </w:rPr>
-        <w:t xml:space="preserve">Teacher Guide  ·  Contents  ·  Lesson Map</w:t>
+        <w:t xml:space="preserve">Teacher Guide  ·  Contents  ·  Pacing  ·  Assessment Map</w:t>
       </w:r>
     </w:p>
     <w:p>
@@ -526,7 +526,7 @@
                 <w:sz w:val="18"/>
                 <w:szCs w:val="18"/>
               </w:rPr>
-              <w:t xml:space="preserve">Form A (class) and Form B (reteach / retake) per session. Two pages, 12 problems, self-check code.</w:t>
+              <w:t xml:space="preserve">Form A (class) and Form B (reteach / retake) per session. Two pages: 8 problems, Find the Error, 2 test items, self-check code.</w:t>
             </w:r>
           </w:p>
         </w:tc>
@@ -758,7 +758,7 @@
                 <w:sz w:val="18"/>
                 <w:szCs w:val="18"/>
               </w:rPr>
-              <w:t xml:space="preserve">Warm-Up → slides + Guided Notes (page 1) → Practice Form A → Exit Ticket → Homework Sheet 1</w:t>
+              <w:t xml:space="preserve">Warm-Up, then slides + Guided Notes (page 1), then Practice Form A, then Exit Ticket, then Homework Sheet 1</w:t>
             </w:r>
           </w:p>
         </w:tc>
@@ -805,7 +805,7 @@
                 <w:sz w:val="18"/>
                 <w:szCs w:val="18"/>
               </w:rPr>
-              <w:t xml:space="preserve">Slides + Guided Notes (page 2) → Practice Form A → Exit Ticket → Homework Sheet 2</w:t>
+              <w:t xml:space="preserve">Slides + Guided Notes (page 2), then Practice Form A, then Exit Ticket, then Homework Sheet 2</w:t>
             </w:r>
           </w:p>
         </w:tc>
@@ -1058,7 +1058,7 @@
                 <w:sz w:val="16"/>
                 <w:szCs w:val="16"/>
               </w:rPr>
-              <w:t xml:space="preserve">6.RP.A.3c</w:t>
+              <w:t xml:space="preserve">6.AT.4</w:t>
             </w:r>
           </w:p>
         </w:tc>
@@ -1144,7 +1144,7 @@
                 <w:sz w:val="16"/>
                 <w:szCs w:val="16"/>
               </w:rPr>
-              <w:t xml:space="preserve">6.RP.A.3c</w:t>
+              <w:t xml:space="preserve">6.AT.4</w:t>
             </w:r>
           </w:p>
         </w:tc>
@@ -1230,7 +1230,7 @@
                 <w:sz w:val="16"/>
                 <w:szCs w:val="16"/>
               </w:rPr>
-              <w:t xml:space="preserve">6.RP.A.3c</w:t>
+              <w:t xml:space="preserve">6.AT.4</w:t>
             </w:r>
           </w:p>
         </w:tc>
@@ -1316,7 +1316,7 @@
                 <w:sz w:val="16"/>
                 <w:szCs w:val="16"/>
               </w:rPr>
-              <w:t xml:space="preserve">6.RP.A.3c</w:t>
+              <w:t xml:space="preserve">6.AT.4</w:t>
             </w:r>
           </w:p>
         </w:tc>
@@ -1402,7 +1402,7 @@
                 <w:sz w:val="16"/>
                 <w:szCs w:val="16"/>
               </w:rPr>
-              <w:t xml:space="preserve">6.RP.A.3c</w:t>
+              <w:t xml:space="preserve">6.AT.4</w:t>
             </w:r>
           </w:p>
         </w:tc>
@@ -1488,7 +1488,7 @@
                 <w:sz w:val="16"/>
                 <w:szCs w:val="16"/>
               </w:rPr>
-              <w:t xml:space="preserve">6.RP.A.3c</w:t>
+              <w:t xml:space="preserve">6.AT.4</w:t>
             </w:r>
           </w:p>
         </w:tc>
@@ -1574,7 +1574,7 @@
                 <w:sz w:val="16"/>
                 <w:szCs w:val="16"/>
               </w:rPr>
-              <w:t xml:space="preserve">6.RP.A.3c</w:t>
+              <w:t xml:space="preserve">6.AT.4</w:t>
             </w:r>
           </w:p>
         </w:tc>
@@ -1660,7 +1660,7 @@
                 <w:sz w:val="16"/>
                 <w:szCs w:val="16"/>
               </w:rPr>
-              <w:t xml:space="preserve">6.RP.A.3c</w:t>
+              <w:t xml:space="preserve">6.AT.4</w:t>
             </w:r>
           </w:p>
         </w:tc>
@@ -1746,7 +1746,7 @@
                 <w:sz w:val="16"/>
                 <w:szCs w:val="16"/>
               </w:rPr>
-              <w:t xml:space="preserve">6.RP.A.3c</w:t>
+              <w:t xml:space="preserve">6.AT.4</w:t>
             </w:r>
           </w:p>
         </w:tc>
@@ -1832,7 +1832,7 @@
                 <w:sz w:val="16"/>
                 <w:szCs w:val="16"/>
               </w:rPr>
-              <w:t xml:space="preserve">6.RP.A.3c</w:t>
+              <w:t xml:space="preserve">6.AT.4</w:t>
             </w:r>
           </w:p>
         </w:tc>
@@ -1853,6 +1853,3480 @@
                 <w:szCs w:val="16"/>
               </w:rPr>
               <w:t xml:space="preserve">I can write and solve an equation to find the whole from a part and a percent.</w:t>
+            </w:r>
+          </w:p>
+        </w:tc>
+      </w:tr>
+    </w:tbl>
+    <w:p>
+      <w:pPr>
+        <w:pageBreakBefore/>
+        <w:keepNext/>
+        <w:pBdr>
+          <w:bottom w:val="single" w:sz="8" w:space="3" w:color="003A70"/>
+        </w:pBdr>
+        <w:tabs>
+          <w:tab w:val="right" w:pos="9504"/>
+        </w:tabs>
+        <w:spacing w:before="90" w:after="50" w:line="240" w:lineRule="auto"/>
+        <w:outlineLvl w:val="1"/>
+      </w:pPr>
+      <w:r>
+        <w:rPr>
+          <w:rFonts w:ascii="Avenir Next" w:hAnsi="Avenir Next" w:cs="Avenir Next" w:eastAsia="Avenir Next"/>
+          <w:b/>
+          <w:color w:val="003A70"/>
+          <w:spacing w:val="14"/>
+          <w:sz w:val="19"/>
+          <w:szCs w:val="19"/>
+        </w:rPr>
+        <w:t xml:space="preserve">ALSO IN EACH LESSON FOLDER</w:t>
+      </w:r>
+      <w:r>
+        <w:rPr>
+          <w:rFonts w:ascii="Avenir Next" w:hAnsi="Avenir Next" w:cs="Avenir Next" w:eastAsia="Avenir Next"/>
+          <w:color w:val="1A1A1A"/>
+          <w:sz w:val="17"/>
+          <w:szCs w:val="17"/>
+        </w:rPr>
+        <w:tab/>
+      </w:r>
+      <w:r>
+        <w:rPr>
+          <w:rFonts w:ascii="Avenir Next" w:hAnsi="Avenir Next" w:cs="Avenir Next" w:eastAsia="Avenir Next"/>
+          <w:i/>
+          <w:color w:val="5A5F66"/>
+          <w:sz w:val="17"/>
+          <w:szCs w:val="17"/>
+        </w:rPr>
+        <w:t xml:space="preserve">added October 2026</w:t>
+      </w:r>
+    </w:p>
+    <w:tbl>
+      <w:tblPr>
+        <w:tblW w:w="9504" w:type="dxa"/>
+        <w:jc w:val="left"/>
+        <w:tblBorders>
+          <w:top w:val="single" w:sz="4" w:space="0" w:color="000000"/>
+          <w:left w:val="single" w:sz="4" w:space="0" w:color="000000"/>
+          <w:bottom w:val="single" w:sz="4" w:space="0" w:color="000000"/>
+          <w:right w:val="single" w:sz="4" w:space="0" w:color="000000"/>
+          <w:insideH w:val="single" w:sz="4" w:space="0" w:color="000000"/>
+          <w:insideV w:val="single" w:sz="4" w:space="0" w:color="000000"/>
+        </w:tblBorders>
+        <w:tblLayout w:type="fixed"/>
+        <w:tblCellMar>
+          <w:top w:w="50" w:type="dxa"/>
+          <w:left w:w="100" w:type="dxa"/>
+          <w:bottom w:w="50" w:type="dxa"/>
+          <w:right w:w="100" w:type="dxa"/>
+        </w:tblCellMar>
+        <w:tblLook w:val="0000" w:firstRow="0" w:lastRow="0" w:firstColumn="0" w:lastColumn="0" w:noHBand="1" w:noVBand="1"/>
+      </w:tblPr>
+      <w:tblGrid>
+        <w:gridCol w:w="2600"/>
+        <w:gridCol w:w="6904"/>
+      </w:tblGrid>
+      <w:tr>
+        <w:trPr>
+          <w:cantSplit/>
+        </w:trPr>
+        <w:tc>
+          <w:tcPr>
+            <w:tcW w:w="2600" w:type="dxa"/>
+            <w:shd w:val="clear" w:color="auto" w:fill="F2F4F6"/>
+            <w:vAlign w:val="center"/>
+          </w:tcPr>
+          <w:p>
+            <w:pPr>
+              <w:spacing w:before="0" w:after="0" w:line="252" w:lineRule="auto"/>
+            </w:pPr>
+            <w:r>
+              <w:rPr>
+                <w:rFonts w:ascii="Avenir Next" w:hAnsi="Avenir Next" w:cs="Avenir Next" w:eastAsia="Avenir Next"/>
+                <w:b/>
+                <w:color w:val="1A1A1A"/>
+                <w:sz w:val="18"/>
+                <w:szCs w:val="18"/>
+              </w:rPr>
+              <w:t xml:space="preserve">Teaching Support Guide</w:t>
+            </w:r>
+          </w:p>
+        </w:tc>
+        <w:tc>
+          <w:tcPr>
+            <w:tcW w:w="6904" w:type="dxa"/>
+            <w:vAlign w:val="center"/>
+          </w:tcPr>
+          <w:p>
+            <w:pPr>
+              <w:spacing w:before="0" w:after="0" w:line="264" w:lineRule="auto"/>
+            </w:pPr>
+            <w:r>
+              <w:rPr>
+                <w:rFonts w:ascii="Avenir Next" w:hAnsi="Avenir Next" w:cs="Avenir Next" w:eastAsia="Avenir Next"/>
+                <w:color w:val="1A1A1A"/>
+                <w:sz w:val="18"/>
+                <w:szCs w:val="18"/>
+              </w:rPr>
+              <w:t xml:space="preserve">Teacher page per lesson: lesson route, exit-ticket look-fors and next prompts, the error to watch for, a fresh check.</w:t>
+            </w:r>
+          </w:p>
+        </w:tc>
+      </w:tr>
+      <w:tr>
+        <w:trPr>
+          <w:cantSplit/>
+        </w:trPr>
+        <w:tc>
+          <w:tcPr>
+            <w:tcW w:w="2600" w:type="dxa"/>
+            <w:shd w:val="clear" w:color="auto" w:fill="F2F4F6"/>
+            <w:vAlign w:val="center"/>
+          </w:tcPr>
+          <w:p>
+            <w:pPr>
+              <w:spacing w:before="0" w:after="0" w:line="252" w:lineRule="auto"/>
+            </w:pPr>
+            <w:r>
+              <w:rPr>
+                <w:rFonts w:ascii="Avenir Next" w:hAnsi="Avenir Next" w:cs="Avenir Next" w:eastAsia="Avenir Next"/>
+                <w:b/>
+                <w:color w:val="1A1A1A"/>
+                <w:sz w:val="18"/>
+                <w:szCs w:val="18"/>
+              </w:rPr>
+              <w:t xml:space="preserve">Explain Your Thinking</w:t>
+            </w:r>
+          </w:p>
+        </w:tc>
+        <w:tc>
+          <w:tcPr>
+            <w:tcW w:w="6904" w:type="dxa"/>
+            <w:vAlign w:val="center"/>
+          </w:tcPr>
+          <w:p>
+            <w:pPr>
+              <w:spacing w:before="0" w:after="0" w:line="264" w:lineRule="auto"/>
+            </w:pPr>
+            <w:r>
+              <w:rPr>
+                <w:rFonts w:ascii="Avenir Next" w:hAnsi="Avenir Next" w:cs="Avenir Next" w:eastAsia="Avenir Next"/>
+                <w:color w:val="1A1A1A"/>
+                <w:sz w:val="18"/>
+                <w:szCs w:val="18"/>
+              </w:rPr>
+              <w:t xml:space="preserve">Student language support for the Guided Notes “Model, Reason, Explain” page: draw it, say it, write it.</w:t>
+            </w:r>
+          </w:p>
+        </w:tc>
+      </w:tr>
+      <w:tr>
+        <w:trPr>
+          <w:cantSplit/>
+        </w:trPr>
+        <w:tc>
+          <w:tcPr>
+            <w:tcW w:w="2600" w:type="dxa"/>
+            <w:shd w:val="clear" w:color="auto" w:fill="F2F4F6"/>
+            <w:vAlign w:val="center"/>
+          </w:tcPr>
+          <w:p>
+            <w:pPr>
+              <w:spacing w:before="0" w:after="0" w:line="252" w:lineRule="auto"/>
+            </w:pPr>
+            <w:r>
+              <w:rPr>
+                <w:rFonts w:ascii="Avenir Next" w:hAnsi="Avenir Next" w:cs="Avenir Next" w:eastAsia="Avenir Next"/>
+                <w:b/>
+                <w:color w:val="1A1A1A"/>
+                <w:sz w:val="18"/>
+                <w:szCs w:val="18"/>
+              </w:rPr>
+              <w:t xml:space="preserve">Language Support folder</w:t>
+            </w:r>
+          </w:p>
+        </w:tc>
+        <w:tc>
+          <w:tcPr>
+            <w:tcW w:w="6904" w:type="dxa"/>
+            <w:vAlign w:val="center"/>
+          </w:tcPr>
+          <w:p>
+            <w:pPr>
+              <w:spacing w:before="0" w:after="0" w:line="264" w:lineRule="auto"/>
+            </w:pPr>
+            <w:r>
+              <w:rPr>
+                <w:rFonts w:ascii="Avenir Next" w:hAnsi="Avenir Next" w:cs="Avenir Next" w:eastAsia="Avenir Next"/>
+                <w:color w:val="1A1A1A"/>
+                <w:sz w:val="18"/>
+                <w:szCs w:val="18"/>
+              </w:rPr>
+              <w:t xml:space="preserve">Holds Explain Your Thinking. Spanish terms are also on the Practice WORDS strip and every vocabulary card.</w:t>
+            </w:r>
+          </w:p>
+        </w:tc>
+      </w:tr>
+    </w:tbl>
+    <w:p>
+      <w:pPr>
+        <w:keepNext/>
+        <w:pBdr>
+          <w:bottom w:val="single" w:sz="8" w:space="3" w:color="003A70"/>
+        </w:pBdr>
+        <w:tabs>
+          <w:tab w:val="right" w:pos="9504"/>
+        </w:tabs>
+        <w:spacing w:before="90" w:after="50" w:line="240" w:lineRule="auto"/>
+        <w:outlineLvl w:val="1"/>
+      </w:pPr>
+      <w:r>
+        <w:rPr>
+          <w:rFonts w:ascii="Avenir Next" w:hAnsi="Avenir Next" w:cs="Avenir Next" w:eastAsia="Avenir Next"/>
+          <w:b/>
+          <w:color w:val="003A70"/>
+          <w:spacing w:val="14"/>
+          <w:sz w:val="19"/>
+          <w:szCs w:val="19"/>
+        </w:rPr>
+        <w:t xml:space="preserve">UNIT 4 FILES</w:t>
+      </w:r>
+      <w:r>
+        <w:rPr>
+          <w:rFonts w:ascii="Avenir Next" w:hAnsi="Avenir Next" w:cs="Avenir Next" w:eastAsia="Avenir Next"/>
+          <w:color w:val="1A1A1A"/>
+          <w:sz w:val="17"/>
+          <w:szCs w:val="17"/>
+        </w:rPr>
+        <w:tab/>
+      </w:r>
+      <w:r>
+        <w:rPr>
+          <w:rFonts w:ascii="Avenir Next" w:hAnsi="Avenir Next" w:cs="Avenir Next" w:eastAsia="Avenir Next"/>
+          <w:i/>
+          <w:color w:val="5A5F66"/>
+          <w:sz w:val="17"/>
+          <w:szCs w:val="17"/>
+        </w:rPr>
+        <w:t xml:space="preserve">in the Unit 4 folder</w:t>
+      </w:r>
+    </w:p>
+    <w:tbl>
+      <w:tblPr>
+        <w:tblW w:w="9504" w:type="dxa"/>
+        <w:jc w:val="left"/>
+        <w:tblBorders>
+          <w:top w:val="single" w:sz="4" w:space="0" w:color="000000"/>
+          <w:left w:val="single" w:sz="4" w:space="0" w:color="000000"/>
+          <w:bottom w:val="single" w:sz="4" w:space="0" w:color="000000"/>
+          <w:right w:val="single" w:sz="4" w:space="0" w:color="000000"/>
+          <w:insideH w:val="single" w:sz="4" w:space="0" w:color="000000"/>
+          <w:insideV w:val="single" w:sz="4" w:space="0" w:color="000000"/>
+        </w:tblBorders>
+        <w:tblLayout w:type="fixed"/>
+        <w:tblCellMar>
+          <w:top w:w="50" w:type="dxa"/>
+          <w:left w:w="100" w:type="dxa"/>
+          <w:bottom w:w="50" w:type="dxa"/>
+          <w:right w:w="100" w:type="dxa"/>
+        </w:tblCellMar>
+        <w:tblLook w:val="0000" w:firstRow="0" w:lastRow="0" w:firstColumn="0" w:lastColumn="0" w:noHBand="1" w:noVBand="1"/>
+      </w:tblPr>
+      <w:tblGrid>
+        <w:gridCol w:w="2600"/>
+        <w:gridCol w:w="6904"/>
+      </w:tblGrid>
+      <w:tr>
+        <w:trPr>
+          <w:cantSplit/>
+        </w:trPr>
+        <w:tc>
+          <w:tcPr>
+            <w:tcW w:w="2600" w:type="dxa"/>
+            <w:shd w:val="clear" w:color="auto" w:fill="F2F4F6"/>
+            <w:vAlign w:val="center"/>
+          </w:tcPr>
+          <w:p>
+            <w:pPr>
+              <w:spacing w:before="0" w:after="0" w:line="252" w:lineRule="auto"/>
+            </w:pPr>
+            <w:r>
+              <w:rPr>
+                <w:rFonts w:ascii="Avenir Next" w:hAnsi="Avenir Next" w:cs="Avenir Next" w:eastAsia="Avenir Next"/>
+                <w:b/>
+                <w:color w:val="1A1A1A"/>
+                <w:sz w:val="18"/>
+                <w:szCs w:val="18"/>
+              </w:rPr>
+              <w:t xml:space="preserve">Assessments</w:t>
+            </w:r>
+          </w:p>
+        </w:tc>
+        <w:tc>
+          <w:tcPr>
+            <w:tcW w:w="6904" w:type="dxa"/>
+            <w:vAlign w:val="center"/>
+          </w:tcPr>
+          <w:p>
+            <w:pPr>
+              <w:spacing w:before="0" w:after="0" w:line="264" w:lineRule="auto"/>
+            </w:pPr>
+            <w:r>
+              <w:rPr>
+                <w:rFonts w:ascii="Avenir Next" w:hAnsi="Avenir Next" w:cs="Avenir Next" w:eastAsia="Avenir Next"/>
+                <w:color w:val="1A1A1A"/>
+                <w:sz w:val="18"/>
+                <w:szCs w:val="18"/>
+              </w:rPr>
+              <w:t xml:space="preserve">Readiness Check · Midunit Check · End-of-Unit Form A and Form B · Level 1 versions of Forms A and B · a teacher key for each.</w:t>
+            </w:r>
+          </w:p>
+        </w:tc>
+      </w:tr>
+      <w:tr>
+        <w:trPr>
+          <w:cantSplit/>
+        </w:trPr>
+        <w:tc>
+          <w:tcPr>
+            <w:tcW w:w="2600" w:type="dxa"/>
+            <w:shd w:val="clear" w:color="auto" w:fill="F2F4F6"/>
+            <w:vAlign w:val="center"/>
+          </w:tcPr>
+          <w:p>
+            <w:pPr>
+              <w:spacing w:before="0" w:after="0" w:line="252" w:lineRule="auto"/>
+            </w:pPr>
+            <w:r>
+              <w:rPr>
+                <w:rFonts w:ascii="Avenir Next" w:hAnsi="Avenir Next" w:cs="Avenir Next" w:eastAsia="Avenir Next"/>
+                <w:b/>
+                <w:color w:val="1A1A1A"/>
+                <w:sz w:val="18"/>
+                <w:szCs w:val="18"/>
+              </w:rPr>
+              <w:t xml:space="preserve">Synthesis Task</w:t>
+            </w:r>
+          </w:p>
+        </w:tc>
+        <w:tc>
+          <w:tcPr>
+            <w:tcW w:w="6904" w:type="dxa"/>
+            <w:vAlign w:val="center"/>
+          </w:tcPr>
+          <w:p>
+            <w:pPr>
+              <w:spacing w:before="0" w:after="0" w:line="264" w:lineRule="auto"/>
+            </w:pPr>
+            <w:r>
+              <w:rPr>
+                <w:rFonts w:ascii="Avenir Next" w:hAnsi="Avenir Next" w:cs="Avenir Next" w:eastAsia="Avenir Next"/>
+                <w:color w:val="1A1A1A"/>
+                <w:sz w:val="18"/>
+                <w:szCs w:val="18"/>
+              </w:rPr>
+              <w:t xml:space="preserve">Four-part fundraiser task covering all five lessons, with a rubric and sample responses.</w:t>
+            </w:r>
+          </w:p>
+        </w:tc>
+      </w:tr>
+      <w:tr>
+        <w:trPr>
+          <w:cantSplit/>
+        </w:trPr>
+        <w:tc>
+          <w:tcPr>
+            <w:tcW w:w="2600" w:type="dxa"/>
+            <w:shd w:val="clear" w:color="auto" w:fill="F2F4F6"/>
+            <w:vAlign w:val="center"/>
+          </w:tcPr>
+          <w:p>
+            <w:pPr>
+              <w:spacing w:before="0" w:after="0" w:line="252" w:lineRule="auto"/>
+            </w:pPr>
+            <w:r>
+              <w:rPr>
+                <w:rFonts w:ascii="Avenir Next" w:hAnsi="Avenir Next" w:cs="Avenir Next" w:eastAsia="Avenir Next"/>
+                <w:b/>
+                <w:color w:val="1A1A1A"/>
+                <w:sz w:val="18"/>
+                <w:szCs w:val="18"/>
+              </w:rPr>
+              <w:t xml:space="preserve">Test Review</w:t>
+            </w:r>
+          </w:p>
+        </w:tc>
+        <w:tc>
+          <w:tcPr>
+            <w:tcW w:w="6904" w:type="dxa"/>
+            <w:vAlign w:val="center"/>
+          </w:tcPr>
+          <w:p>
+            <w:pPr>
+              <w:spacing w:before="0" w:after="0" w:line="264" w:lineRule="auto"/>
+            </w:pPr>
+            <w:r>
+              <w:rPr>
+                <w:rFonts w:ascii="Avenir Next" w:hAnsi="Avenir Next" w:cs="Avenir Next" w:eastAsia="Avenir Next"/>
+                <w:color w:val="1A1A1A"/>
+                <w:sz w:val="18"/>
+                <w:szCs w:val="18"/>
+              </w:rPr>
+              <w:t xml:space="preserve">Two pages, one problem per session, matching the end-of-unit forms. Key included.</w:t>
+            </w:r>
+          </w:p>
+        </w:tc>
+      </w:tr>
+      <w:tr>
+        <w:trPr>
+          <w:cantSplit/>
+        </w:trPr>
+        <w:tc>
+          <w:tcPr>
+            <w:tcW w:w="2600" w:type="dxa"/>
+            <w:shd w:val="clear" w:color="auto" w:fill="F2F4F6"/>
+            <w:vAlign w:val="center"/>
+          </w:tcPr>
+          <w:p>
+            <w:pPr>
+              <w:spacing w:before="0" w:after="0" w:line="252" w:lineRule="auto"/>
+            </w:pPr>
+            <w:r>
+              <w:rPr>
+                <w:rFonts w:ascii="Avenir Next" w:hAnsi="Avenir Next" w:cs="Avenir Next" w:eastAsia="Avenir Next"/>
+                <w:b/>
+                <w:color w:val="1A1A1A"/>
+                <w:sz w:val="18"/>
+                <w:szCs w:val="18"/>
+              </w:rPr>
+              <w:t xml:space="preserve">Spiral Review</w:t>
+            </w:r>
+          </w:p>
+        </w:tc>
+        <w:tc>
+          <w:tcPr>
+            <w:tcW w:w="6904" w:type="dxa"/>
+            <w:vAlign w:val="center"/>
+          </w:tcPr>
+          <w:p>
+            <w:pPr>
+              <w:spacing w:before="0" w:after="0" w:line="264" w:lineRule="auto"/>
+            </w:pPr>
+            <w:r>
+              <w:rPr>
+                <w:rFonts w:ascii="Avenir Next" w:hAnsi="Avenir Next" w:cs="Avenir Next" w:eastAsia="Avenir Next"/>
+                <w:color w:val="1A1A1A"/>
+                <w:sz w:val="18"/>
+                <w:szCs w:val="18"/>
+              </w:rPr>
+              <w:t xml:space="preserve">One page reviewing Units 2–3 (ratios, rates, mean/median) with two Unit 4 items. Key included.</w:t>
+            </w:r>
+          </w:p>
+        </w:tc>
+      </w:tr>
+      <w:tr>
+        <w:trPr>
+          <w:cantSplit/>
+        </w:trPr>
+        <w:tc>
+          <w:tcPr>
+            <w:tcW w:w="2600" w:type="dxa"/>
+            <w:shd w:val="clear" w:color="auto" w:fill="F2F4F6"/>
+            <w:vAlign w:val="center"/>
+          </w:tcPr>
+          <w:p>
+            <w:pPr>
+              <w:spacing w:before="0" w:after="0" w:line="252" w:lineRule="auto"/>
+            </w:pPr>
+            <w:r>
+              <w:rPr>
+                <w:rFonts w:ascii="Avenir Next" w:hAnsi="Avenir Next" w:cs="Avenir Next" w:eastAsia="Avenir Next"/>
+                <w:b/>
+                <w:color w:val="1A1A1A"/>
+                <w:sz w:val="18"/>
+                <w:szCs w:val="18"/>
+              </w:rPr>
+              <w:t xml:space="preserve">Percent Reference Sheet</w:t>
+            </w:r>
+          </w:p>
+        </w:tc>
+        <w:tc>
+          <w:tcPr>
+            <w:tcW w:w="6904" w:type="dxa"/>
+            <w:vAlign w:val="center"/>
+          </w:tcPr>
+          <w:p>
+            <w:pPr>
+              <w:spacing w:before="0" w:after="0" w:line="264" w:lineRule="auto"/>
+            </w:pPr>
+            <w:r>
+              <w:rPr>
+                <w:rFonts w:ascii="Avenir Next" w:hAnsi="Avenir Next" w:cs="Avenir Next" w:eastAsia="Avenir Next"/>
+                <w:color w:val="1A1A1A"/>
+                <w:sz w:val="18"/>
+                <w:szCs w:val="18"/>
+              </w:rPr>
+              <w:t xml:space="preserve">Benchmarks, 10%/1% build-up, and the three kinds of percent problems. Use as an accommodation.</w:t>
+            </w:r>
+          </w:p>
+        </w:tc>
+      </w:tr>
+      <w:tr>
+        <w:trPr>
+          <w:cantSplit/>
+        </w:trPr>
+        <w:tc>
+          <w:tcPr>
+            <w:tcW w:w="2600" w:type="dxa"/>
+            <w:shd w:val="clear" w:color="auto" w:fill="F2F4F6"/>
+            <w:vAlign w:val="center"/>
+          </w:tcPr>
+          <w:p>
+            <w:pPr>
+              <w:spacing w:before="0" w:after="0" w:line="252" w:lineRule="auto"/>
+            </w:pPr>
+            <w:r>
+              <w:rPr>
+                <w:rFonts w:ascii="Avenir Next" w:hAnsi="Avenir Next" w:cs="Avenir Next" w:eastAsia="Avenir Next"/>
+                <w:b/>
+                <w:color w:val="1A1A1A"/>
+                <w:sz w:val="18"/>
+                <w:szCs w:val="18"/>
+              </w:rPr>
+              <w:t xml:space="preserve">Vocabulary Cards · Retrieval Guide</w:t>
+            </w:r>
+          </w:p>
+        </w:tc>
+        <w:tc>
+          <w:tcPr>
+            <w:tcW w:w="6904" w:type="dxa"/>
+            <w:vAlign w:val="center"/>
+          </w:tcPr>
+          <w:p>
+            <w:pPr>
+              <w:spacing w:before="0" w:after="0" w:line="264" w:lineRule="auto"/>
+            </w:pPr>
+            <w:r>
+              <w:rPr>
+                <w:rFonts w:ascii="Avenir Next" w:hAnsi="Avenir Next" w:cs="Avenir Next" w:eastAsia="Avenir Next"/>
+                <w:color w:val="1A1A1A"/>
+                <w:sz w:val="18"/>
+                <w:szCs w:val="18"/>
+              </w:rPr>
+              <w:t xml:space="preserve">Word wall cards with a picture on every card; a two-minute retrieval routine with prompts by lesson.</w:t>
+            </w:r>
+          </w:p>
+        </w:tc>
+      </w:tr>
+      <w:tr>
+        <w:trPr>
+          <w:cantSplit/>
+        </w:trPr>
+        <w:tc>
+          <w:tcPr>
+            <w:tcW w:w="2600" w:type="dxa"/>
+            <w:shd w:val="clear" w:color="auto" w:fill="F2F4F6"/>
+            <w:vAlign w:val="center"/>
+          </w:tcPr>
+          <w:p>
+            <w:pPr>
+              <w:spacing w:before="0" w:after="0" w:line="252" w:lineRule="auto"/>
+            </w:pPr>
+            <w:r>
+              <w:rPr>
+                <w:rFonts w:ascii="Avenir Next" w:hAnsi="Avenir Next" w:cs="Avenir Next" w:eastAsia="Avenir Next"/>
+                <w:b/>
+                <w:color w:val="1A1A1A"/>
+                <w:sz w:val="18"/>
+                <w:szCs w:val="18"/>
+              </w:rPr>
+              <w:t xml:space="preserve">Homework Answer Key · Warm-Up Key</w:t>
+            </w:r>
+          </w:p>
+        </w:tc>
+        <w:tc>
+          <w:tcPr>
+            <w:tcW w:w="6904" w:type="dxa"/>
+            <w:vAlign w:val="center"/>
+          </w:tcPr>
+          <w:p>
+            <w:pPr>
+              <w:spacing w:before="0" w:after="0" w:line="264" w:lineRule="auto"/>
+            </w:pPr>
+            <w:r>
+              <w:rPr>
+                <w:rFonts w:ascii="Avenir Next" w:hAnsi="Avenir Next" w:cs="Avenir Next" w:eastAsia="Avenir Next"/>
+                <w:color w:val="1A1A1A"/>
+                <w:sz w:val="18"/>
+                <w:szCs w:val="18"/>
+              </w:rPr>
+              <w:t xml:space="preserve">Answers for every homework packet and warm-up in the unit.</w:t>
+            </w:r>
+          </w:p>
+        </w:tc>
+      </w:tr>
+      <w:tr>
+        <w:trPr>
+          <w:cantSplit/>
+        </w:trPr>
+        <w:tc>
+          <w:tcPr>
+            <w:tcW w:w="2600" w:type="dxa"/>
+            <w:shd w:val="clear" w:color="auto" w:fill="F2F4F6"/>
+            <w:vAlign w:val="center"/>
+          </w:tcPr>
+          <w:p>
+            <w:pPr>
+              <w:spacing w:before="0" w:after="0" w:line="252" w:lineRule="auto"/>
+            </w:pPr>
+            <w:r>
+              <w:rPr>
+                <w:rFonts w:ascii="Avenir Next" w:hAnsi="Avenir Next" w:cs="Avenir Next" w:eastAsia="Avenir Next"/>
+                <w:b/>
+                <w:color w:val="1A1A1A"/>
+                <w:sz w:val="18"/>
+                <w:szCs w:val="18"/>
+              </w:rPr>
+              <w:t xml:space="preserve">Print Packets folder</w:t>
+            </w:r>
+          </w:p>
+        </w:tc>
+        <w:tc>
+          <w:tcPr>
+            <w:tcW w:w="6904" w:type="dxa"/>
+            <w:vAlign w:val="center"/>
+          </w:tcPr>
+          <w:p>
+            <w:pPr>
+              <w:spacing w:before="0" w:after="0" w:line="264" w:lineRule="auto"/>
+            </w:pPr>
+            <w:r>
+              <w:rPr>
+                <w:rFonts w:ascii="Avenir Next" w:hAnsi="Avenir Next" w:cs="Avenir Next" w:eastAsia="Avenir Next"/>
+                <w:color w:val="1A1A1A"/>
+                <w:sz w:val="18"/>
+                <w:szCs w:val="18"/>
+              </w:rPr>
+              <w:t xml:space="preserve">Assembled Unit 4 student and teacher packets and session packets.</w:t>
+            </w:r>
+          </w:p>
+        </w:tc>
+      </w:tr>
+      <w:tr>
+        <w:trPr>
+          <w:cantSplit/>
+        </w:trPr>
+        <w:tc>
+          <w:tcPr>
+            <w:tcW w:w="2600" w:type="dxa"/>
+            <w:shd w:val="clear" w:color="auto" w:fill="F2F4F6"/>
+            <w:vAlign w:val="center"/>
+          </w:tcPr>
+          <w:p>
+            <w:pPr>
+              <w:spacing w:before="0" w:after="0" w:line="252" w:lineRule="auto"/>
+            </w:pPr>
+            <w:r>
+              <w:rPr>
+                <w:rFonts w:ascii="Avenir Next" w:hAnsi="Avenir Next" w:cs="Avenir Next" w:eastAsia="Avenir Next"/>
+                <w:b/>
+                <w:color w:val="1A1A1A"/>
+                <w:sz w:val="18"/>
+                <w:szCs w:val="18"/>
+              </w:rPr>
+              <w:t xml:space="preserve">Review game</w:t>
+            </w:r>
+          </w:p>
+        </w:tc>
+        <w:tc>
+          <w:tcPr>
+            <w:tcW w:w="6904" w:type="dxa"/>
+            <w:vAlign w:val="center"/>
+          </w:tcPr>
+          <w:p>
+            <w:pPr>
+              <w:spacing w:before="0" w:after="0" w:line="264" w:lineRule="auto"/>
+            </w:pPr>
+            <w:r>
+              <w:rPr>
+                <w:rFonts w:ascii="Avenir Next" w:hAnsi="Avenir Next" w:cs="Avenir Next" w:eastAsia="Avenir Next"/>
+                <w:color w:val="1A1A1A"/>
+                <w:sz w:val="18"/>
+                <w:szCs w:val="18"/>
+              </w:rPr>
+              <w:t xml:space="preserve">“The Hundred Lanterns” — the Unit 4 game in Grade 6 Review Expeditions.</w:t>
+            </w:r>
+          </w:p>
+        </w:tc>
+      </w:tr>
+    </w:tbl>
+    <w:p>
+      <w:pPr>
+        <w:keepNext/>
+        <w:pBdr>
+          <w:bottom w:val="single" w:sz="8" w:space="3" w:color="003A70"/>
+        </w:pBdr>
+        <w:tabs>
+          <w:tab w:val="right" w:pos="9504"/>
+        </w:tabs>
+        <w:spacing w:before="90" w:after="50" w:line="240" w:lineRule="auto"/>
+        <w:outlineLvl w:val="1"/>
+      </w:pPr>
+      <w:r>
+        <w:rPr>
+          <w:rFonts w:ascii="Avenir Next" w:hAnsi="Avenir Next" w:cs="Avenir Next" w:eastAsia="Avenir Next"/>
+          <w:b/>
+          <w:color w:val="003A70"/>
+          <w:spacing w:val="14"/>
+          <w:sz w:val="19"/>
+          <w:szCs w:val="19"/>
+        </w:rPr>
+        <w:t xml:space="preserve">PACING CALENDAR</w:t>
+      </w:r>
+      <w:r>
+        <w:rPr>
+          <w:rFonts w:ascii="Avenir Next" w:hAnsi="Avenir Next" w:cs="Avenir Next" w:eastAsia="Avenir Next"/>
+          <w:color w:val="1A1A1A"/>
+          <w:sz w:val="17"/>
+          <w:szCs w:val="17"/>
+        </w:rPr>
+        <w:tab/>
+      </w:r>
+      <w:r>
+        <w:rPr>
+          <w:rFonts w:ascii="Avenir Next" w:hAnsi="Avenir Next" w:cs="Avenir Next" w:eastAsia="Avenir Next"/>
+          <w:i/>
+          <w:color w:val="5A5F66"/>
+          <w:sz w:val="17"/>
+          <w:szCs w:val="17"/>
+        </w:rPr>
+        <w:t xml:space="preserve">14 class days · about 45 minutes each</w:t>
+      </w:r>
+    </w:p>
+    <w:tbl>
+      <w:tblPr>
+        <w:tblW w:w="9504" w:type="dxa"/>
+        <w:jc w:val="left"/>
+        <w:tblBorders>
+          <w:top w:val="single" w:sz="4" w:space="0" w:color="000000"/>
+          <w:left w:val="single" w:sz="4" w:space="0" w:color="000000"/>
+          <w:bottom w:val="single" w:sz="4" w:space="0" w:color="000000"/>
+          <w:right w:val="single" w:sz="4" w:space="0" w:color="000000"/>
+          <w:insideH w:val="single" w:sz="4" w:space="0" w:color="000000"/>
+          <w:insideV w:val="single" w:sz="4" w:space="0" w:color="000000"/>
+        </w:tblBorders>
+        <w:tblLayout w:type="fixed"/>
+        <w:tblCellMar>
+          <w:top w:w="50" w:type="dxa"/>
+          <w:left w:w="100" w:type="dxa"/>
+          <w:bottom w:w="50" w:type="dxa"/>
+          <w:right w:w="100" w:type="dxa"/>
+        </w:tblCellMar>
+        <w:tblLook w:val="0000" w:firstRow="0" w:lastRow="0" w:firstColumn="0" w:lastColumn="0" w:noHBand="1" w:noVBand="1"/>
+      </w:tblPr>
+      <w:tblGrid>
+        <w:gridCol w:w="1300"/>
+        <w:gridCol w:w="8204"/>
+      </w:tblGrid>
+      <w:tr>
+        <w:trPr>
+          <w:cantSplit/>
+        </w:trPr>
+        <w:tc>
+          <w:tcPr>
+            <w:tcW w:w="1300" w:type="dxa"/>
+            <w:shd w:val="clear" w:color="auto" w:fill="F2F4F6"/>
+            <w:vAlign w:val="center"/>
+          </w:tcPr>
+          <w:p>
+            <w:pPr>
+              <w:spacing w:before="0" w:after="0" w:line="252" w:lineRule="auto"/>
+            </w:pPr>
+            <w:r>
+              <w:rPr>
+                <w:rFonts w:ascii="Avenir Next" w:hAnsi="Avenir Next" w:cs="Avenir Next" w:eastAsia="Avenir Next"/>
+                <w:b/>
+                <w:color w:val="1A1A1A"/>
+                <w:sz w:val="17"/>
+                <w:szCs w:val="17"/>
+              </w:rPr>
+              <w:t xml:space="preserve">Day 1</w:t>
+            </w:r>
+          </w:p>
+        </w:tc>
+        <w:tc>
+          <w:tcPr>
+            <w:tcW w:w="8204" w:type="dxa"/>
+            <w:vAlign w:val="center"/>
+          </w:tcPr>
+          <w:p>
+            <w:pPr>
+              <w:spacing w:before="0" w:after="0" w:line="264" w:lineRule="auto"/>
+            </w:pPr>
+            <w:r>
+              <w:rPr>
+                <w:rFonts w:ascii="Avenir Next" w:hAnsi="Avenir Next" w:cs="Avenir Next" w:eastAsia="Avenir Next"/>
+                <w:color w:val="1A1A1A"/>
+                <w:sz w:val="17"/>
+                <w:szCs w:val="17"/>
+              </w:rPr>
+              <w:t xml:space="preserve">Readiness Check (15 min) · Lesson 4.1 Session 1</w:t>
+            </w:r>
+          </w:p>
+        </w:tc>
+      </w:tr>
+      <w:tr>
+        <w:trPr>
+          <w:cantSplit/>
+        </w:trPr>
+        <w:tc>
+          <w:tcPr>
+            <w:tcW w:w="1300" w:type="dxa"/>
+            <w:shd w:val="clear" w:color="auto" w:fill="F2F4F6"/>
+            <w:vAlign w:val="center"/>
+          </w:tcPr>
+          <w:p>
+            <w:pPr>
+              <w:spacing w:before="0" w:after="0" w:line="252" w:lineRule="auto"/>
+            </w:pPr>
+            <w:r>
+              <w:rPr>
+                <w:rFonts w:ascii="Avenir Next" w:hAnsi="Avenir Next" w:cs="Avenir Next" w:eastAsia="Avenir Next"/>
+                <w:b/>
+                <w:color w:val="1A1A1A"/>
+                <w:sz w:val="17"/>
+                <w:szCs w:val="17"/>
+              </w:rPr>
+              <w:t xml:space="preserve">Day 2</w:t>
+            </w:r>
+          </w:p>
+        </w:tc>
+        <w:tc>
+          <w:tcPr>
+            <w:tcW w:w="8204" w:type="dxa"/>
+            <w:vAlign w:val="center"/>
+          </w:tcPr>
+          <w:p>
+            <w:pPr>
+              <w:spacing w:before="0" w:after="0" w:line="264" w:lineRule="auto"/>
+            </w:pPr>
+            <w:r>
+              <w:rPr>
+                <w:rFonts w:ascii="Avenir Next" w:hAnsi="Avenir Next" w:cs="Avenir Next" w:eastAsia="Avenir Next"/>
+                <w:color w:val="1A1A1A"/>
+                <w:sz w:val="17"/>
+                <w:szCs w:val="17"/>
+              </w:rPr>
+              <w:t xml:space="preserve">Lesson 4.1 Session 2</w:t>
+            </w:r>
+          </w:p>
+        </w:tc>
+      </w:tr>
+      <w:tr>
+        <w:trPr>
+          <w:cantSplit/>
+        </w:trPr>
+        <w:tc>
+          <w:tcPr>
+            <w:tcW w:w="1300" w:type="dxa"/>
+            <w:shd w:val="clear" w:color="auto" w:fill="F2F4F6"/>
+            <w:vAlign w:val="center"/>
+          </w:tcPr>
+          <w:p>
+            <w:pPr>
+              <w:spacing w:before="0" w:after="0" w:line="252" w:lineRule="auto"/>
+            </w:pPr>
+            <w:r>
+              <w:rPr>
+                <w:rFonts w:ascii="Avenir Next" w:hAnsi="Avenir Next" w:cs="Avenir Next" w:eastAsia="Avenir Next"/>
+                <w:b/>
+                <w:color w:val="1A1A1A"/>
+                <w:sz w:val="17"/>
+                <w:szCs w:val="17"/>
+              </w:rPr>
+              <w:t xml:space="preserve">Day 3</w:t>
+            </w:r>
+          </w:p>
+        </w:tc>
+        <w:tc>
+          <w:tcPr>
+            <w:tcW w:w="8204" w:type="dxa"/>
+            <w:vAlign w:val="center"/>
+          </w:tcPr>
+          <w:p>
+            <w:pPr>
+              <w:spacing w:before="0" w:after="0" w:line="264" w:lineRule="auto"/>
+            </w:pPr>
+            <w:r>
+              <w:rPr>
+                <w:rFonts w:ascii="Avenir Next" w:hAnsi="Avenir Next" w:cs="Avenir Next" w:eastAsia="Avenir Next"/>
+                <w:color w:val="1A1A1A"/>
+                <w:sz w:val="17"/>
+                <w:szCs w:val="17"/>
+              </w:rPr>
+              <w:t xml:space="preserve">Lesson 4.2 Session 1</w:t>
+            </w:r>
+          </w:p>
+        </w:tc>
+      </w:tr>
+      <w:tr>
+        <w:trPr>
+          <w:cantSplit/>
+        </w:trPr>
+        <w:tc>
+          <w:tcPr>
+            <w:tcW w:w="1300" w:type="dxa"/>
+            <w:shd w:val="clear" w:color="auto" w:fill="F2F4F6"/>
+            <w:vAlign w:val="center"/>
+          </w:tcPr>
+          <w:p>
+            <w:pPr>
+              <w:spacing w:before="0" w:after="0" w:line="252" w:lineRule="auto"/>
+            </w:pPr>
+            <w:r>
+              <w:rPr>
+                <w:rFonts w:ascii="Avenir Next" w:hAnsi="Avenir Next" w:cs="Avenir Next" w:eastAsia="Avenir Next"/>
+                <w:b/>
+                <w:color w:val="1A1A1A"/>
+                <w:sz w:val="17"/>
+                <w:szCs w:val="17"/>
+              </w:rPr>
+              <w:t xml:space="preserve">Day 4</w:t>
+            </w:r>
+          </w:p>
+        </w:tc>
+        <w:tc>
+          <w:tcPr>
+            <w:tcW w:w="8204" w:type="dxa"/>
+            <w:vAlign w:val="center"/>
+          </w:tcPr>
+          <w:p>
+            <w:pPr>
+              <w:spacing w:before="0" w:after="0" w:line="264" w:lineRule="auto"/>
+            </w:pPr>
+            <w:r>
+              <w:rPr>
+                <w:rFonts w:ascii="Avenir Next" w:hAnsi="Avenir Next" w:cs="Avenir Next" w:eastAsia="Avenir Next"/>
+                <w:color w:val="1A1A1A"/>
+                <w:sz w:val="17"/>
+                <w:szCs w:val="17"/>
+              </w:rPr>
+              <w:t xml:space="preserve">Lesson 4.2 Session 2</w:t>
+            </w:r>
+          </w:p>
+        </w:tc>
+      </w:tr>
+      <w:tr>
+        <w:trPr>
+          <w:cantSplit/>
+        </w:trPr>
+        <w:tc>
+          <w:tcPr>
+            <w:tcW w:w="1300" w:type="dxa"/>
+            <w:shd w:val="clear" w:color="auto" w:fill="F2F4F6"/>
+            <w:vAlign w:val="center"/>
+          </w:tcPr>
+          <w:p>
+            <w:pPr>
+              <w:spacing w:before="0" w:after="0" w:line="252" w:lineRule="auto"/>
+            </w:pPr>
+            <w:r>
+              <w:rPr>
+                <w:rFonts w:ascii="Avenir Next" w:hAnsi="Avenir Next" w:cs="Avenir Next" w:eastAsia="Avenir Next"/>
+                <w:b/>
+                <w:color w:val="1A1A1A"/>
+                <w:sz w:val="17"/>
+                <w:szCs w:val="17"/>
+              </w:rPr>
+              <w:t xml:space="preserve">Day 5</w:t>
+            </w:r>
+          </w:p>
+        </w:tc>
+        <w:tc>
+          <w:tcPr>
+            <w:tcW w:w="8204" w:type="dxa"/>
+            <w:vAlign w:val="center"/>
+          </w:tcPr>
+          <w:p>
+            <w:pPr>
+              <w:spacing w:before="0" w:after="0" w:line="264" w:lineRule="auto"/>
+            </w:pPr>
+            <w:r>
+              <w:rPr>
+                <w:rFonts w:ascii="Avenir Next" w:hAnsi="Avenir Next" w:cs="Avenir Next" w:eastAsia="Avenir Next"/>
+                <w:color w:val="1A1A1A"/>
+                <w:sz w:val="17"/>
+                <w:szCs w:val="17"/>
+              </w:rPr>
+              <w:t xml:space="preserve">Lesson 4.3 Session 1</w:t>
+            </w:r>
+          </w:p>
+        </w:tc>
+      </w:tr>
+      <w:tr>
+        <w:trPr>
+          <w:cantSplit/>
+        </w:trPr>
+        <w:tc>
+          <w:tcPr>
+            <w:tcW w:w="1300" w:type="dxa"/>
+            <w:shd w:val="clear" w:color="auto" w:fill="F2F4F6"/>
+            <w:vAlign w:val="center"/>
+          </w:tcPr>
+          <w:p>
+            <w:pPr>
+              <w:spacing w:before="0" w:after="0" w:line="252" w:lineRule="auto"/>
+            </w:pPr>
+            <w:r>
+              <w:rPr>
+                <w:rFonts w:ascii="Avenir Next" w:hAnsi="Avenir Next" w:cs="Avenir Next" w:eastAsia="Avenir Next"/>
+                <w:b/>
+                <w:color w:val="1A1A1A"/>
+                <w:sz w:val="17"/>
+                <w:szCs w:val="17"/>
+              </w:rPr>
+              <w:t xml:space="preserve">Day 6</w:t>
+            </w:r>
+          </w:p>
+        </w:tc>
+        <w:tc>
+          <w:tcPr>
+            <w:tcW w:w="8204" w:type="dxa"/>
+            <w:vAlign w:val="center"/>
+          </w:tcPr>
+          <w:p>
+            <w:pPr>
+              <w:spacing w:before="0" w:after="0" w:line="264" w:lineRule="auto"/>
+            </w:pPr>
+            <w:r>
+              <w:rPr>
+                <w:rFonts w:ascii="Avenir Next" w:hAnsi="Avenir Next" w:cs="Avenir Next" w:eastAsia="Avenir Next"/>
+                <w:color w:val="1A1A1A"/>
+                <w:sz w:val="17"/>
+                <w:szCs w:val="17"/>
+              </w:rPr>
+              <w:t xml:space="preserve">Lesson 4.3 Session 2</w:t>
+            </w:r>
+          </w:p>
+        </w:tc>
+      </w:tr>
+      <w:tr>
+        <w:trPr>
+          <w:cantSplit/>
+        </w:trPr>
+        <w:tc>
+          <w:tcPr>
+            <w:tcW w:w="1300" w:type="dxa"/>
+            <w:shd w:val="clear" w:color="auto" w:fill="F2F4F6"/>
+            <w:vAlign w:val="center"/>
+          </w:tcPr>
+          <w:p>
+            <w:pPr>
+              <w:spacing w:before="0" w:after="0" w:line="252" w:lineRule="auto"/>
+            </w:pPr>
+            <w:r>
+              <w:rPr>
+                <w:rFonts w:ascii="Avenir Next" w:hAnsi="Avenir Next" w:cs="Avenir Next" w:eastAsia="Avenir Next"/>
+                <w:b/>
+                <w:color w:val="1A1A1A"/>
+                <w:sz w:val="17"/>
+                <w:szCs w:val="17"/>
+              </w:rPr>
+              <w:t xml:space="preserve">Day 7</w:t>
+            </w:r>
+          </w:p>
+        </w:tc>
+        <w:tc>
+          <w:tcPr>
+            <w:tcW w:w="8204" w:type="dxa"/>
+            <w:vAlign w:val="center"/>
+          </w:tcPr>
+          <w:p>
+            <w:pPr>
+              <w:spacing w:before="0" w:after="0" w:line="264" w:lineRule="auto"/>
+            </w:pPr>
+            <w:r>
+              <w:rPr>
+                <w:rFonts w:ascii="Avenir Next" w:hAnsi="Avenir Next" w:cs="Avenir Next" w:eastAsia="Avenir Next"/>
+                <w:color w:val="1A1A1A"/>
+                <w:sz w:val="17"/>
+                <w:szCs w:val="17"/>
+              </w:rPr>
+              <w:t xml:space="preserve">Midunit Check (20 min) · reteach with Form B / fresh checks</w:t>
+            </w:r>
+          </w:p>
+        </w:tc>
+      </w:tr>
+      <w:tr>
+        <w:trPr>
+          <w:cantSplit/>
+        </w:trPr>
+        <w:tc>
+          <w:tcPr>
+            <w:tcW w:w="1300" w:type="dxa"/>
+            <w:shd w:val="clear" w:color="auto" w:fill="F2F4F6"/>
+            <w:vAlign w:val="center"/>
+          </w:tcPr>
+          <w:p>
+            <w:pPr>
+              <w:spacing w:before="0" w:after="0" w:line="252" w:lineRule="auto"/>
+            </w:pPr>
+            <w:r>
+              <w:rPr>
+                <w:rFonts w:ascii="Avenir Next" w:hAnsi="Avenir Next" w:cs="Avenir Next" w:eastAsia="Avenir Next"/>
+                <w:b/>
+                <w:color w:val="1A1A1A"/>
+                <w:sz w:val="17"/>
+                <w:szCs w:val="17"/>
+              </w:rPr>
+              <w:t xml:space="preserve">Day 8</w:t>
+            </w:r>
+          </w:p>
+        </w:tc>
+        <w:tc>
+          <w:tcPr>
+            <w:tcW w:w="8204" w:type="dxa"/>
+            <w:vAlign w:val="center"/>
+          </w:tcPr>
+          <w:p>
+            <w:pPr>
+              <w:spacing w:before="0" w:after="0" w:line="264" w:lineRule="auto"/>
+            </w:pPr>
+            <w:r>
+              <w:rPr>
+                <w:rFonts w:ascii="Avenir Next" w:hAnsi="Avenir Next" w:cs="Avenir Next" w:eastAsia="Avenir Next"/>
+                <w:color w:val="1A1A1A"/>
+                <w:sz w:val="17"/>
+                <w:szCs w:val="17"/>
+              </w:rPr>
+              <w:t xml:space="preserve">Lesson 4.4 Session 1</w:t>
+            </w:r>
+          </w:p>
+        </w:tc>
+      </w:tr>
+      <w:tr>
+        <w:trPr>
+          <w:cantSplit/>
+        </w:trPr>
+        <w:tc>
+          <w:tcPr>
+            <w:tcW w:w="1300" w:type="dxa"/>
+            <w:shd w:val="clear" w:color="auto" w:fill="F2F4F6"/>
+            <w:vAlign w:val="center"/>
+          </w:tcPr>
+          <w:p>
+            <w:pPr>
+              <w:spacing w:before="0" w:after="0" w:line="252" w:lineRule="auto"/>
+            </w:pPr>
+            <w:r>
+              <w:rPr>
+                <w:rFonts w:ascii="Avenir Next" w:hAnsi="Avenir Next" w:cs="Avenir Next" w:eastAsia="Avenir Next"/>
+                <w:b/>
+                <w:color w:val="1A1A1A"/>
+                <w:sz w:val="17"/>
+                <w:szCs w:val="17"/>
+              </w:rPr>
+              <w:t xml:space="preserve">Day 9</w:t>
+            </w:r>
+          </w:p>
+        </w:tc>
+        <w:tc>
+          <w:tcPr>
+            <w:tcW w:w="8204" w:type="dxa"/>
+            <w:vAlign w:val="center"/>
+          </w:tcPr>
+          <w:p>
+            <w:pPr>
+              <w:spacing w:before="0" w:after="0" w:line="264" w:lineRule="auto"/>
+            </w:pPr>
+            <w:r>
+              <w:rPr>
+                <w:rFonts w:ascii="Avenir Next" w:hAnsi="Avenir Next" w:cs="Avenir Next" w:eastAsia="Avenir Next"/>
+                <w:color w:val="1A1A1A"/>
+                <w:sz w:val="17"/>
+                <w:szCs w:val="17"/>
+              </w:rPr>
+              <w:t xml:space="preserve">Lesson 4.4 Session 2</w:t>
+            </w:r>
+          </w:p>
+        </w:tc>
+      </w:tr>
+      <w:tr>
+        <w:trPr>
+          <w:cantSplit/>
+        </w:trPr>
+        <w:tc>
+          <w:tcPr>
+            <w:tcW w:w="1300" w:type="dxa"/>
+            <w:shd w:val="clear" w:color="auto" w:fill="F2F4F6"/>
+            <w:vAlign w:val="center"/>
+          </w:tcPr>
+          <w:p>
+            <w:pPr>
+              <w:spacing w:before="0" w:after="0" w:line="252" w:lineRule="auto"/>
+            </w:pPr>
+            <w:r>
+              <w:rPr>
+                <w:rFonts w:ascii="Avenir Next" w:hAnsi="Avenir Next" w:cs="Avenir Next" w:eastAsia="Avenir Next"/>
+                <w:b/>
+                <w:color w:val="1A1A1A"/>
+                <w:sz w:val="17"/>
+                <w:szCs w:val="17"/>
+              </w:rPr>
+              <w:t xml:space="preserve">Day 10</w:t>
+            </w:r>
+          </w:p>
+        </w:tc>
+        <w:tc>
+          <w:tcPr>
+            <w:tcW w:w="8204" w:type="dxa"/>
+            <w:vAlign w:val="center"/>
+          </w:tcPr>
+          <w:p>
+            <w:pPr>
+              <w:spacing w:before="0" w:after="0" w:line="264" w:lineRule="auto"/>
+            </w:pPr>
+            <w:r>
+              <w:rPr>
+                <w:rFonts w:ascii="Avenir Next" w:hAnsi="Avenir Next" w:cs="Avenir Next" w:eastAsia="Avenir Next"/>
+                <w:color w:val="1A1A1A"/>
+                <w:sz w:val="17"/>
+                <w:szCs w:val="17"/>
+              </w:rPr>
+              <w:t xml:space="preserve">Lesson 4.5 Session 1</w:t>
+            </w:r>
+          </w:p>
+        </w:tc>
+      </w:tr>
+      <w:tr>
+        <w:trPr>
+          <w:cantSplit/>
+        </w:trPr>
+        <w:tc>
+          <w:tcPr>
+            <w:tcW w:w="1300" w:type="dxa"/>
+            <w:shd w:val="clear" w:color="auto" w:fill="F2F4F6"/>
+            <w:vAlign w:val="center"/>
+          </w:tcPr>
+          <w:p>
+            <w:pPr>
+              <w:spacing w:before="0" w:after="0" w:line="252" w:lineRule="auto"/>
+            </w:pPr>
+            <w:r>
+              <w:rPr>
+                <w:rFonts w:ascii="Avenir Next" w:hAnsi="Avenir Next" w:cs="Avenir Next" w:eastAsia="Avenir Next"/>
+                <w:b/>
+                <w:color w:val="1A1A1A"/>
+                <w:sz w:val="17"/>
+                <w:szCs w:val="17"/>
+              </w:rPr>
+              <w:t xml:space="preserve">Day 11</w:t>
+            </w:r>
+          </w:p>
+        </w:tc>
+        <w:tc>
+          <w:tcPr>
+            <w:tcW w:w="8204" w:type="dxa"/>
+            <w:vAlign w:val="center"/>
+          </w:tcPr>
+          <w:p>
+            <w:pPr>
+              <w:spacing w:before="0" w:after="0" w:line="264" w:lineRule="auto"/>
+            </w:pPr>
+            <w:r>
+              <w:rPr>
+                <w:rFonts w:ascii="Avenir Next" w:hAnsi="Avenir Next" w:cs="Avenir Next" w:eastAsia="Avenir Next"/>
+                <w:color w:val="1A1A1A"/>
+                <w:sz w:val="17"/>
+                <w:szCs w:val="17"/>
+              </w:rPr>
+              <w:t xml:space="preserve">Lesson 4.5 Session 2</w:t>
+            </w:r>
+          </w:p>
+        </w:tc>
+      </w:tr>
+      <w:tr>
+        <w:trPr>
+          <w:cantSplit/>
+        </w:trPr>
+        <w:tc>
+          <w:tcPr>
+            <w:tcW w:w="1300" w:type="dxa"/>
+            <w:shd w:val="clear" w:color="auto" w:fill="F2F4F6"/>
+            <w:vAlign w:val="center"/>
+          </w:tcPr>
+          <w:p>
+            <w:pPr>
+              <w:spacing w:before="0" w:after="0" w:line="252" w:lineRule="auto"/>
+            </w:pPr>
+            <w:r>
+              <w:rPr>
+                <w:rFonts w:ascii="Avenir Next" w:hAnsi="Avenir Next" w:cs="Avenir Next" w:eastAsia="Avenir Next"/>
+                <w:b/>
+                <w:color w:val="1A1A1A"/>
+                <w:sz w:val="17"/>
+                <w:szCs w:val="17"/>
+              </w:rPr>
+              <w:t xml:space="preserve">Day 12</w:t>
+            </w:r>
+          </w:p>
+        </w:tc>
+        <w:tc>
+          <w:tcPr>
+            <w:tcW w:w="8204" w:type="dxa"/>
+            <w:vAlign w:val="center"/>
+          </w:tcPr>
+          <w:p>
+            <w:pPr>
+              <w:spacing w:before="0" w:after="0" w:line="264" w:lineRule="auto"/>
+            </w:pPr>
+            <w:r>
+              <w:rPr>
+                <w:rFonts w:ascii="Avenir Next" w:hAnsi="Avenir Next" w:cs="Avenir Next" w:eastAsia="Avenir Next"/>
+                <w:color w:val="1A1A1A"/>
+                <w:sz w:val="17"/>
+                <w:szCs w:val="17"/>
+              </w:rPr>
+              <w:t xml:space="preserve">Unit 4 Test Review + Spiral Review · Synthesis Task (can be homework)</w:t>
+            </w:r>
+          </w:p>
+        </w:tc>
+      </w:tr>
+      <w:tr>
+        <w:trPr>
+          <w:cantSplit/>
+        </w:trPr>
+        <w:tc>
+          <w:tcPr>
+            <w:tcW w:w="1300" w:type="dxa"/>
+            <w:shd w:val="clear" w:color="auto" w:fill="F2F4F6"/>
+            <w:vAlign w:val="center"/>
+          </w:tcPr>
+          <w:p>
+            <w:pPr>
+              <w:spacing w:before="0" w:after="0" w:line="252" w:lineRule="auto"/>
+            </w:pPr>
+            <w:r>
+              <w:rPr>
+                <w:rFonts w:ascii="Avenir Next" w:hAnsi="Avenir Next" w:cs="Avenir Next" w:eastAsia="Avenir Next"/>
+                <w:b/>
+                <w:color w:val="1A1A1A"/>
+                <w:sz w:val="17"/>
+                <w:szCs w:val="17"/>
+              </w:rPr>
+              <w:t xml:space="preserve">Day 13</w:t>
+            </w:r>
+          </w:p>
+        </w:tc>
+        <w:tc>
+          <w:tcPr>
+            <w:tcW w:w="8204" w:type="dxa"/>
+            <w:vAlign w:val="center"/>
+          </w:tcPr>
+          <w:p>
+            <w:pPr>
+              <w:spacing w:before="0" w:after="0" w:line="264" w:lineRule="auto"/>
+            </w:pPr>
+            <w:r>
+              <w:rPr>
+                <w:rFonts w:ascii="Avenir Next" w:hAnsi="Avenir Next" w:cs="Avenir Next" w:eastAsia="Avenir Next"/>
+                <w:color w:val="1A1A1A"/>
+                <w:sz w:val="17"/>
+                <w:szCs w:val="17"/>
+              </w:rPr>
+              <w:t xml:space="preserve">End-of-Unit Assessment Form A (Level 1 version as needed)</w:t>
+            </w:r>
+          </w:p>
+        </w:tc>
+      </w:tr>
+      <w:tr>
+        <w:trPr>
+          <w:cantSplit/>
+        </w:trPr>
+        <w:tc>
+          <w:tcPr>
+            <w:tcW w:w="1300" w:type="dxa"/>
+            <w:shd w:val="clear" w:color="auto" w:fill="F2F4F6"/>
+            <w:vAlign w:val="center"/>
+          </w:tcPr>
+          <w:p>
+            <w:pPr>
+              <w:spacing w:before="0" w:after="0" w:line="252" w:lineRule="auto"/>
+            </w:pPr>
+            <w:r>
+              <w:rPr>
+                <w:rFonts w:ascii="Avenir Next" w:hAnsi="Avenir Next" w:cs="Avenir Next" w:eastAsia="Avenir Next"/>
+                <w:b/>
+                <w:color w:val="1A1A1A"/>
+                <w:sz w:val="17"/>
+                <w:szCs w:val="17"/>
+              </w:rPr>
+              <w:t xml:space="preserve">Day 14</w:t>
+            </w:r>
+          </w:p>
+        </w:tc>
+        <w:tc>
+          <w:tcPr>
+            <w:tcW w:w="8204" w:type="dxa"/>
+            <w:vAlign w:val="center"/>
+          </w:tcPr>
+          <w:p>
+            <w:pPr>
+              <w:spacing w:before="0" w:after="0" w:line="264" w:lineRule="auto"/>
+            </w:pPr>
+            <w:r>
+              <w:rPr>
+                <w:rFonts w:ascii="Avenir Next" w:hAnsi="Avenir Next" w:cs="Avenir Next" w:eastAsia="Avenir Next"/>
+                <w:color w:val="1A1A1A"/>
+                <w:sz w:val="17"/>
+                <w:szCs w:val="17"/>
+              </w:rPr>
+              <w:t xml:space="preserve">Reteach from the key’s error groups · Form B for students who need a retake</w:t>
+            </w:r>
+          </w:p>
+        </w:tc>
+      </w:tr>
+    </w:tbl>
+    <w:p>
+      <w:pPr>
+        <w:pageBreakBefore/>
+        <w:keepNext/>
+        <w:pBdr>
+          <w:bottom w:val="single" w:sz="8" w:space="3" w:color="003A70"/>
+        </w:pBdr>
+        <w:tabs>
+          <w:tab w:val="right" w:pos="9504"/>
+        </w:tabs>
+        <w:spacing w:before="90" w:after="50" w:line="240" w:lineRule="auto"/>
+        <w:outlineLvl w:val="1"/>
+      </w:pPr>
+      <w:r>
+        <w:rPr>
+          <w:rFonts w:ascii="Avenir Next" w:hAnsi="Avenir Next" w:cs="Avenir Next" w:eastAsia="Avenir Next"/>
+          <w:b/>
+          <w:color w:val="003A70"/>
+          <w:spacing w:val="14"/>
+          <w:sz w:val="19"/>
+          <w:szCs w:val="19"/>
+        </w:rPr>
+        <w:t xml:space="preserve">ASSESSMENT MAP</w:t>
+      </w:r>
+      <w:r>
+        <w:rPr>
+          <w:rFonts w:ascii="Avenir Next" w:hAnsi="Avenir Next" w:cs="Avenir Next" w:eastAsia="Avenir Next"/>
+          <w:color w:val="1A1A1A"/>
+          <w:sz w:val="17"/>
+          <w:szCs w:val="17"/>
+        </w:rPr>
+        <w:tab/>
+      </w:r>
+      <w:r>
+        <w:rPr>
+          <w:rFonts w:ascii="Avenir Next" w:hAnsi="Avenir Next" w:cs="Avenir Next" w:eastAsia="Avenir Next"/>
+          <w:i/>
+          <w:color w:val="5A5F66"/>
+          <w:sz w:val="17"/>
+          <w:szCs w:val="17"/>
+        </w:rPr>
+        <w:t xml:space="preserve">which lesson each end-of-unit item checks</w:t>
+      </w:r>
+    </w:p>
+    <w:tbl>
+      <w:tblPr>
+        <w:tblW w:w="9504" w:type="dxa"/>
+        <w:jc w:val="left"/>
+        <w:tblBorders>
+          <w:top w:val="single" w:sz="4" w:space="0" w:color="000000"/>
+          <w:left w:val="single" w:sz="4" w:space="0" w:color="000000"/>
+          <w:bottom w:val="single" w:sz="4" w:space="0" w:color="000000"/>
+          <w:right w:val="single" w:sz="4" w:space="0" w:color="000000"/>
+          <w:insideH w:val="single" w:sz="4" w:space="0" w:color="000000"/>
+          <w:insideV w:val="single" w:sz="4" w:space="0" w:color="000000"/>
+        </w:tblBorders>
+        <w:tblLayout w:type="fixed"/>
+        <w:tblCellMar>
+          <w:top w:w="30" w:type="dxa"/>
+          <w:left w:w="80" w:type="dxa"/>
+          <w:bottom w:w="30" w:type="dxa"/>
+          <w:right w:w="80" w:type="dxa"/>
+        </w:tblCellMar>
+        <w:tblLook w:val="0000" w:firstRow="0" w:lastRow="0" w:firstColumn="0" w:lastColumn="0" w:noHBand="1" w:noVBand="1"/>
+      </w:tblPr>
+      <w:tblGrid>
+        <w:gridCol w:w="500"/>
+        <w:gridCol w:w="1100"/>
+        <w:gridCol w:w="6604"/>
+        <w:gridCol w:w="600"/>
+        <w:gridCol w:w="700"/>
+      </w:tblGrid>
+      <w:tr>
+        <w:trPr>
+          <w:cantSplit/>
+        </w:trPr>
+        <w:tc>
+          <w:tcPr>
+            <w:tcW w:w="500" w:type="dxa"/>
+            <w:shd w:val="clear" w:color="auto" w:fill="F2F4F6"/>
+            <w:vAlign w:val="top"/>
+          </w:tcPr>
+          <w:p>
+            <w:pPr>
+              <w:spacing w:before="0" w:after="0" w:line="240" w:lineRule="auto"/>
+            </w:pPr>
+            <w:r>
+              <w:rPr>
+                <w:rFonts w:ascii="Avenir Next" w:hAnsi="Avenir Next" w:cs="Avenir Next" w:eastAsia="Avenir Next"/>
+                <w:b/>
+                <w:color w:val="1A1A1A"/>
+                <w:sz w:val="14"/>
+                <w:szCs w:val="14"/>
+              </w:rPr>
+              <w:t xml:space="preserve">#</w:t>
+            </w:r>
+          </w:p>
+        </w:tc>
+        <w:tc>
+          <w:tcPr>
+            <w:tcW w:w="1100" w:type="dxa"/>
+            <w:shd w:val="clear" w:color="auto" w:fill="F2F4F6"/>
+            <w:vAlign w:val="top"/>
+          </w:tcPr>
+          <w:p>
+            <w:pPr>
+              <w:spacing w:before="0" w:after="0" w:line="240" w:lineRule="auto"/>
+            </w:pPr>
+            <w:r>
+              <w:rPr>
+                <w:rFonts w:ascii="Avenir Next" w:hAnsi="Avenir Next" w:cs="Avenir Next" w:eastAsia="Avenir Next"/>
+                <w:b/>
+                <w:color w:val="1A1A1A"/>
+                <w:sz w:val="14"/>
+                <w:szCs w:val="14"/>
+              </w:rPr>
+              <w:t xml:space="preserve">Lesson</w:t>
+            </w:r>
+          </w:p>
+        </w:tc>
+        <w:tc>
+          <w:tcPr>
+            <w:tcW w:w="6604" w:type="dxa"/>
+            <w:shd w:val="clear" w:color="auto" w:fill="F2F4F6"/>
+            <w:vAlign w:val="top"/>
+          </w:tcPr>
+          <w:p>
+            <w:pPr>
+              <w:spacing w:before="0" w:after="0" w:line="240" w:lineRule="auto"/>
+            </w:pPr>
+            <w:r>
+              <w:rPr>
+                <w:rFonts w:ascii="Avenir Next" w:hAnsi="Avenir Next" w:cs="Avenir Next" w:eastAsia="Avenir Next"/>
+                <w:b/>
+                <w:color w:val="1A1A1A"/>
+                <w:sz w:val="14"/>
+                <w:szCs w:val="14"/>
+              </w:rPr>
+              <w:t xml:space="preserve">Form A item (Form B is parallel)</w:t>
+            </w:r>
+          </w:p>
+        </w:tc>
+        <w:tc>
+          <w:tcPr>
+            <w:tcW w:w="600" w:type="dxa"/>
+            <w:shd w:val="clear" w:color="auto" w:fill="F2F4F6"/>
+            <w:vAlign w:val="top"/>
+          </w:tcPr>
+          <w:p>
+            <w:pPr>
+              <w:spacing w:before="0" w:after="0" w:line="240" w:lineRule="auto"/>
+            </w:pPr>
+            <w:r>
+              <w:rPr>
+                <w:rFonts w:ascii="Avenir Next" w:hAnsi="Avenir Next" w:cs="Avenir Next" w:eastAsia="Avenir Next"/>
+                <w:b/>
+                <w:color w:val="1A1A1A"/>
+                <w:sz w:val="14"/>
+                <w:szCs w:val="14"/>
+              </w:rPr>
+              <w:t xml:space="preserve">DOK</w:t>
+            </w:r>
+          </w:p>
+        </w:tc>
+        <w:tc>
+          <w:tcPr>
+            <w:tcW w:w="700" w:type="dxa"/>
+            <w:shd w:val="clear" w:color="auto" w:fill="F2F4F6"/>
+            <w:vAlign w:val="top"/>
+          </w:tcPr>
+          <w:p>
+            <w:pPr>
+              <w:spacing w:before="0" w:after="0" w:line="240" w:lineRule="auto"/>
+            </w:pPr>
+            <w:r>
+              <w:rPr>
+                <w:rFonts w:ascii="Avenir Next" w:hAnsi="Avenir Next" w:cs="Avenir Next" w:eastAsia="Avenir Next"/>
+                <w:b/>
+                <w:color w:val="1A1A1A"/>
+                <w:sz w:val="14"/>
+                <w:szCs w:val="14"/>
+              </w:rPr>
+              <w:t xml:space="preserve">Pts</w:t>
+            </w:r>
+          </w:p>
+        </w:tc>
+      </w:tr>
+      <w:tr>
+        <w:trPr>
+          <w:cantSplit/>
+        </w:trPr>
+        <w:tc>
+          <w:tcPr>
+            <w:tcW w:w="500" w:type="dxa"/>
+            <w:vAlign w:val="top"/>
+          </w:tcPr>
+          <w:p>
+            <w:pPr>
+              <w:spacing w:before="0" w:after="0" w:line="252" w:lineRule="auto"/>
+            </w:pPr>
+            <w:r>
+              <w:rPr>
+                <w:rFonts w:ascii="Avenir Next" w:hAnsi="Avenir Next" w:cs="Avenir Next" w:eastAsia="Avenir Next"/>
+                <w:color w:val="1A1A1A"/>
+                <w:sz w:val="15"/>
+                <w:szCs w:val="15"/>
+              </w:rPr>
+              <w:t xml:space="preserve">1</w:t>
+            </w:r>
+          </w:p>
+        </w:tc>
+        <w:tc>
+          <w:tcPr>
+            <w:tcW w:w="1100" w:type="dxa"/>
+            <w:vAlign w:val="top"/>
+          </w:tcPr>
+          <w:p>
+            <w:pPr>
+              <w:spacing w:before="0" w:after="0" w:line="252" w:lineRule="auto"/>
+            </w:pPr>
+            <w:r>
+              <w:rPr>
+                <w:rFonts w:ascii="Avenir Next" w:hAnsi="Avenir Next" w:cs="Avenir Next" w:eastAsia="Avenir Next"/>
+                <w:color w:val="1A1A1A"/>
+                <w:sz w:val="15"/>
+                <w:szCs w:val="15"/>
+              </w:rPr>
+              <w:t xml:space="preserve">4.1 S1</w:t>
+            </w:r>
+          </w:p>
+        </w:tc>
+        <w:tc>
+          <w:tcPr>
+            <w:tcW w:w="6604" w:type="dxa"/>
+            <w:vAlign w:val="top"/>
+          </w:tcPr>
+          <w:p>
+            <w:pPr>
+              <w:spacing w:before="0" w:after="0" w:line="252" w:lineRule="auto"/>
+            </w:pPr>
+            <w:r>
+              <w:rPr>
+                <w:rFonts w:ascii="Avenir Next" w:hAnsi="Avenir Next" w:cs="Avenir Next" w:eastAsia="Avenir Next"/>
+                <w:color w:val="1A1A1A"/>
+                <w:sz w:val="15"/>
+                <w:szCs w:val="15"/>
+              </w:rPr>
+              <w:t xml:space="preserve">Each square is one seat. The shaded squares are full seats.</w:t>
+            </w:r>
+          </w:p>
+        </w:tc>
+        <w:tc>
+          <w:tcPr>
+            <w:tcW w:w="600" w:type="dxa"/>
+            <w:vAlign w:val="top"/>
+          </w:tcPr>
+          <w:p>
+            <w:pPr>
+              <w:spacing w:before="0" w:after="0" w:line="252" w:lineRule="auto"/>
+            </w:pPr>
+            <w:r>
+              <w:rPr>
+                <w:rFonts w:ascii="Avenir Next" w:hAnsi="Avenir Next" w:cs="Avenir Next" w:eastAsia="Avenir Next"/>
+                <w:color w:val="1A1A1A"/>
+                <w:sz w:val="15"/>
+                <w:szCs w:val="15"/>
+              </w:rPr>
+              <w:t xml:space="preserve">1</w:t>
+            </w:r>
+          </w:p>
+        </w:tc>
+        <w:tc>
+          <w:tcPr>
+            <w:tcW w:w="700" w:type="dxa"/>
+            <w:vAlign w:val="top"/>
+          </w:tcPr>
+          <w:p>
+            <w:pPr>
+              <w:spacing w:before="0" w:after="0" w:line="252" w:lineRule="auto"/>
+            </w:pPr>
+            <w:r>
+              <w:rPr>
+                <w:rFonts w:ascii="Avenir Next" w:hAnsi="Avenir Next" w:cs="Avenir Next" w:eastAsia="Avenir Next"/>
+                <w:color w:val="1A1A1A"/>
+                <w:sz w:val="15"/>
+                <w:szCs w:val="15"/>
+              </w:rPr>
+              <w:t xml:space="preserve">2</w:t>
+            </w:r>
+          </w:p>
+        </w:tc>
+      </w:tr>
+      <w:tr>
+        <w:trPr>
+          <w:cantSplit/>
+        </w:trPr>
+        <w:tc>
+          <w:tcPr>
+            <w:tcW w:w="500" w:type="dxa"/>
+            <w:vAlign w:val="top"/>
+          </w:tcPr>
+          <w:p>
+            <w:pPr>
+              <w:spacing w:before="0" w:after="0" w:line="252" w:lineRule="auto"/>
+            </w:pPr>
+            <w:r>
+              <w:rPr>
+                <w:rFonts w:ascii="Avenir Next" w:hAnsi="Avenir Next" w:cs="Avenir Next" w:eastAsia="Avenir Next"/>
+                <w:color w:val="1A1A1A"/>
+                <w:sz w:val="15"/>
+                <w:szCs w:val="15"/>
+              </w:rPr>
+              <w:t xml:space="preserve">2</w:t>
+            </w:r>
+          </w:p>
+        </w:tc>
+        <w:tc>
+          <w:tcPr>
+            <w:tcW w:w="1100" w:type="dxa"/>
+            <w:vAlign w:val="top"/>
+          </w:tcPr>
+          <w:p>
+            <w:pPr>
+              <w:spacing w:before="0" w:after="0" w:line="252" w:lineRule="auto"/>
+            </w:pPr>
+            <w:r>
+              <w:rPr>
+                <w:rFonts w:ascii="Avenir Next" w:hAnsi="Avenir Next" w:cs="Avenir Next" w:eastAsia="Avenir Next"/>
+                <w:color w:val="1A1A1A"/>
+                <w:sz w:val="15"/>
+                <w:szCs w:val="15"/>
+              </w:rPr>
+              <w:t xml:space="preserve">4.1 S2</w:t>
+            </w:r>
+          </w:p>
+        </w:tc>
+        <w:tc>
+          <w:tcPr>
+            <w:tcW w:w="6604" w:type="dxa"/>
+            <w:vAlign w:val="top"/>
+          </w:tcPr>
+          <w:p>
+            <w:pPr>
+              <w:spacing w:before="0" w:after="0" w:line="252" w:lineRule="auto"/>
+            </w:pPr>
+            <w:r>
+              <w:rPr>
+                <w:rFonts w:ascii="Avenir Next" w:hAnsi="Avenir Next" w:cs="Avenir Next" w:eastAsia="Avenir Next"/>
+                <w:color w:val="1A1A1A"/>
+                <w:sz w:val="15"/>
+                <w:szCs w:val="15"/>
+              </w:rPr>
+              <w:t xml:space="preserve">A sunflower was 20 cm tall in June. In July it is 46 cm tall. July’s h…</w:t>
+            </w:r>
+          </w:p>
+        </w:tc>
+        <w:tc>
+          <w:tcPr>
+            <w:tcW w:w="600" w:type="dxa"/>
+            <w:vAlign w:val="top"/>
+          </w:tcPr>
+          <w:p>
+            <w:pPr>
+              <w:spacing w:before="0" w:after="0" w:line="252" w:lineRule="auto"/>
+            </w:pPr>
+            <w:r>
+              <w:rPr>
+                <w:rFonts w:ascii="Avenir Next" w:hAnsi="Avenir Next" w:cs="Avenir Next" w:eastAsia="Avenir Next"/>
+                <w:color w:val="1A1A1A"/>
+                <w:sz w:val="15"/>
+                <w:szCs w:val="15"/>
+              </w:rPr>
+              <w:t xml:space="preserve">2</w:t>
+            </w:r>
+          </w:p>
+        </w:tc>
+        <w:tc>
+          <w:tcPr>
+            <w:tcW w:w="700" w:type="dxa"/>
+            <w:vAlign w:val="top"/>
+          </w:tcPr>
+          <w:p>
+            <w:pPr>
+              <w:spacing w:before="0" w:after="0" w:line="252" w:lineRule="auto"/>
+            </w:pPr>
+            <w:r>
+              <w:rPr>
+                <w:rFonts w:ascii="Avenir Next" w:hAnsi="Avenir Next" w:cs="Avenir Next" w:eastAsia="Avenir Next"/>
+                <w:color w:val="1A1A1A"/>
+                <w:sz w:val="15"/>
+                <w:szCs w:val="15"/>
+              </w:rPr>
+              <w:t xml:space="preserve">3</w:t>
+            </w:r>
+          </w:p>
+        </w:tc>
+      </w:tr>
+      <w:tr>
+        <w:trPr>
+          <w:cantSplit/>
+        </w:trPr>
+        <w:tc>
+          <w:tcPr>
+            <w:tcW w:w="500" w:type="dxa"/>
+            <w:vAlign w:val="top"/>
+          </w:tcPr>
+          <w:p>
+            <w:pPr>
+              <w:spacing w:before="0" w:after="0" w:line="252" w:lineRule="auto"/>
+            </w:pPr>
+            <w:r>
+              <w:rPr>
+                <w:rFonts w:ascii="Avenir Next" w:hAnsi="Avenir Next" w:cs="Avenir Next" w:eastAsia="Avenir Next"/>
+                <w:color w:val="1A1A1A"/>
+                <w:sz w:val="15"/>
+                <w:szCs w:val="15"/>
+              </w:rPr>
+              <w:t xml:space="preserve">3</w:t>
+            </w:r>
+          </w:p>
+        </w:tc>
+        <w:tc>
+          <w:tcPr>
+            <w:tcW w:w="1100" w:type="dxa"/>
+            <w:vAlign w:val="top"/>
+          </w:tcPr>
+          <w:p>
+            <w:pPr>
+              <w:spacing w:before="0" w:after="0" w:line="252" w:lineRule="auto"/>
+            </w:pPr>
+            <w:r>
+              <w:rPr>
+                <w:rFonts w:ascii="Avenir Next" w:hAnsi="Avenir Next" w:cs="Avenir Next" w:eastAsia="Avenir Next"/>
+                <w:color w:val="1A1A1A"/>
+                <w:sz w:val="15"/>
+                <w:szCs w:val="15"/>
+              </w:rPr>
+              <w:t xml:space="preserve">4.2 S1</w:t>
+            </w:r>
+          </w:p>
+        </w:tc>
+        <w:tc>
+          <w:tcPr>
+            <w:tcW w:w="6604" w:type="dxa"/>
+            <w:vAlign w:val="top"/>
+          </w:tcPr>
+          <w:p>
+            <w:pPr>
+              <w:spacing w:before="0" w:after="0" w:line="252" w:lineRule="auto"/>
+            </w:pPr>
+            <w:r>
+              <w:rPr>
+                <w:rFonts w:ascii="Avenir Next" w:hAnsi="Avenir Next" w:cs="Avenir Next" w:eastAsia="Avenir Next"/>
+                <w:color w:val="1A1A1A"/>
+                <w:sz w:val="15"/>
+                <w:szCs w:val="15"/>
+              </w:rPr>
+              <w:t xml:space="preserve">Complete the table.</w:t>
+            </w:r>
+          </w:p>
+        </w:tc>
+        <w:tc>
+          <w:tcPr>
+            <w:tcW w:w="600" w:type="dxa"/>
+            <w:vAlign w:val="top"/>
+          </w:tcPr>
+          <w:p>
+            <w:pPr>
+              <w:spacing w:before="0" w:after="0" w:line="252" w:lineRule="auto"/>
+            </w:pPr>
+            <w:r>
+              <w:rPr>
+                <w:rFonts w:ascii="Avenir Next" w:hAnsi="Avenir Next" w:cs="Avenir Next" w:eastAsia="Avenir Next"/>
+                <w:color w:val="1A1A1A"/>
+                <w:sz w:val="15"/>
+                <w:szCs w:val="15"/>
+              </w:rPr>
+              <w:t xml:space="preserve">1</w:t>
+            </w:r>
+          </w:p>
+        </w:tc>
+        <w:tc>
+          <w:tcPr>
+            <w:tcW w:w="700" w:type="dxa"/>
+            <w:vAlign w:val="top"/>
+          </w:tcPr>
+          <w:p>
+            <w:pPr>
+              <w:spacing w:before="0" w:after="0" w:line="252" w:lineRule="auto"/>
+            </w:pPr>
+            <w:r>
+              <w:rPr>
+                <w:rFonts w:ascii="Avenir Next" w:hAnsi="Avenir Next" w:cs="Avenir Next" w:eastAsia="Avenir Next"/>
+                <w:color w:val="1A1A1A"/>
+                <w:sz w:val="15"/>
+                <w:szCs w:val="15"/>
+              </w:rPr>
+              <w:t xml:space="preserve">3</w:t>
+            </w:r>
+          </w:p>
+        </w:tc>
+      </w:tr>
+      <w:tr>
+        <w:trPr>
+          <w:cantSplit/>
+        </w:trPr>
+        <w:tc>
+          <w:tcPr>
+            <w:tcW w:w="500" w:type="dxa"/>
+            <w:vAlign w:val="top"/>
+          </w:tcPr>
+          <w:p>
+            <w:pPr>
+              <w:spacing w:before="0" w:after="0" w:line="252" w:lineRule="auto"/>
+            </w:pPr>
+            <w:r>
+              <w:rPr>
+                <w:rFonts w:ascii="Avenir Next" w:hAnsi="Avenir Next" w:cs="Avenir Next" w:eastAsia="Avenir Next"/>
+                <w:color w:val="1A1A1A"/>
+                <w:sz w:val="15"/>
+                <w:szCs w:val="15"/>
+              </w:rPr>
+              <w:t xml:space="preserve">4</w:t>
+            </w:r>
+          </w:p>
+        </w:tc>
+        <w:tc>
+          <w:tcPr>
+            <w:tcW w:w="1100" w:type="dxa"/>
+            <w:vAlign w:val="top"/>
+          </w:tcPr>
+          <w:p>
+            <w:pPr>
+              <w:spacing w:before="0" w:after="0" w:line="252" w:lineRule="auto"/>
+            </w:pPr>
+            <w:r>
+              <w:rPr>
+                <w:rFonts w:ascii="Avenir Next" w:hAnsi="Avenir Next" w:cs="Avenir Next" w:eastAsia="Avenir Next"/>
+                <w:color w:val="1A1A1A"/>
+                <w:sz w:val="15"/>
+                <w:szCs w:val="15"/>
+              </w:rPr>
+              <w:t xml:space="preserve">4.2 S2</w:t>
+            </w:r>
+          </w:p>
+        </w:tc>
+        <w:tc>
+          <w:tcPr>
+            <w:tcW w:w="6604" w:type="dxa"/>
+            <w:vAlign w:val="top"/>
+          </w:tcPr>
+          <w:p>
+            <w:pPr>
+              <w:spacing w:before="0" w:after="0" w:line="252" w:lineRule="auto"/>
+            </w:pPr>
+            <w:r>
+              <w:rPr>
+                <w:rFonts w:ascii="Avenir Next" w:hAnsi="Avenir Next" w:cs="Avenir Next" w:eastAsia="Avenir Next"/>
+                <w:color w:val="1A1A1A"/>
+                <w:sz w:val="15"/>
+                <w:szCs w:val="15"/>
+              </w:rPr>
+              <w:t xml:space="preserve">Which numbers are greater than 0.6</w:t>
+            </w:r>
+          </w:p>
+        </w:tc>
+        <w:tc>
+          <w:tcPr>
+            <w:tcW w:w="600" w:type="dxa"/>
+            <w:vAlign w:val="top"/>
+          </w:tcPr>
+          <w:p>
+            <w:pPr>
+              <w:spacing w:before="0" w:after="0" w:line="252" w:lineRule="auto"/>
+            </w:pPr>
+            <w:r>
+              <w:rPr>
+                <w:rFonts w:ascii="Avenir Next" w:hAnsi="Avenir Next" w:cs="Avenir Next" w:eastAsia="Avenir Next"/>
+                <w:color w:val="1A1A1A"/>
+                <w:sz w:val="15"/>
+                <w:szCs w:val="15"/>
+              </w:rPr>
+              <w:t xml:space="preserve">2</w:t>
+            </w:r>
+          </w:p>
+        </w:tc>
+        <w:tc>
+          <w:tcPr>
+            <w:tcW w:w="700" w:type="dxa"/>
+            <w:vAlign w:val="top"/>
+          </w:tcPr>
+          <w:p>
+            <w:pPr>
+              <w:spacing w:before="0" w:after="0" w:line="252" w:lineRule="auto"/>
+            </w:pPr>
+            <w:r>
+              <w:rPr>
+                <w:rFonts w:ascii="Avenir Next" w:hAnsi="Avenir Next" w:cs="Avenir Next" w:eastAsia="Avenir Next"/>
+                <w:color w:val="1A1A1A"/>
+                <w:sz w:val="15"/>
+                <w:szCs w:val="15"/>
+              </w:rPr>
+              <w:t xml:space="preserve">2</w:t>
+            </w:r>
+          </w:p>
+        </w:tc>
+      </w:tr>
+      <w:tr>
+        <w:trPr>
+          <w:cantSplit/>
+        </w:trPr>
+        <w:tc>
+          <w:tcPr>
+            <w:tcW w:w="500" w:type="dxa"/>
+            <w:vAlign w:val="top"/>
+          </w:tcPr>
+          <w:p>
+            <w:pPr>
+              <w:spacing w:before="0" w:after="0" w:line="252" w:lineRule="auto"/>
+            </w:pPr>
+            <w:r>
+              <w:rPr>
+                <w:rFonts w:ascii="Avenir Next" w:hAnsi="Avenir Next" w:cs="Avenir Next" w:eastAsia="Avenir Next"/>
+                <w:color w:val="1A1A1A"/>
+                <w:sz w:val="15"/>
+                <w:szCs w:val="15"/>
+              </w:rPr>
+              <w:t xml:space="preserve">5</w:t>
+            </w:r>
+          </w:p>
+        </w:tc>
+        <w:tc>
+          <w:tcPr>
+            <w:tcW w:w="1100" w:type="dxa"/>
+            <w:vAlign w:val="top"/>
+          </w:tcPr>
+          <w:p>
+            <w:pPr>
+              <w:spacing w:before="0" w:after="0" w:line="252" w:lineRule="auto"/>
+            </w:pPr>
+            <w:r>
+              <w:rPr>
+                <w:rFonts w:ascii="Avenir Next" w:hAnsi="Avenir Next" w:cs="Avenir Next" w:eastAsia="Avenir Next"/>
+                <w:color w:val="1A1A1A"/>
+                <w:sz w:val="15"/>
+                <w:szCs w:val="15"/>
+              </w:rPr>
+              <w:t xml:space="preserve">4.3 S1</w:t>
+            </w:r>
+          </w:p>
+        </w:tc>
+        <w:tc>
+          <w:tcPr>
+            <w:tcW w:w="6604" w:type="dxa"/>
+            <w:vAlign w:val="top"/>
+          </w:tcPr>
+          <w:p>
+            <w:pPr>
+              <w:spacing w:before="0" w:after="0" w:line="252" w:lineRule="auto"/>
+            </w:pPr>
+            <w:r>
+              <w:rPr>
+                <w:rFonts w:ascii="Avenir Next" w:hAnsi="Avenir Next" w:cs="Avenir Next" w:eastAsia="Avenir Next"/>
+                <w:color w:val="1A1A1A"/>
+                <w:sz w:val="15"/>
+                <w:szCs w:val="15"/>
+              </w:rPr>
+              <w:t xml:space="preserve">A team won 17 of 40 games. Between which two benchmarks (0%, 25%, 50%,…</w:t>
+            </w:r>
+          </w:p>
+        </w:tc>
+        <w:tc>
+          <w:tcPr>
+            <w:tcW w:w="600" w:type="dxa"/>
+            <w:vAlign w:val="top"/>
+          </w:tcPr>
+          <w:p>
+            <w:pPr>
+              <w:spacing w:before="0" w:after="0" w:line="252" w:lineRule="auto"/>
+            </w:pPr>
+            <w:r>
+              <w:rPr>
+                <w:rFonts w:ascii="Avenir Next" w:hAnsi="Avenir Next" w:cs="Avenir Next" w:eastAsia="Avenir Next"/>
+                <w:color w:val="1A1A1A"/>
+                <w:sz w:val="15"/>
+                <w:szCs w:val="15"/>
+              </w:rPr>
+              <w:t xml:space="preserve">2</w:t>
+            </w:r>
+          </w:p>
+        </w:tc>
+        <w:tc>
+          <w:tcPr>
+            <w:tcW w:w="700" w:type="dxa"/>
+            <w:vAlign w:val="top"/>
+          </w:tcPr>
+          <w:p>
+            <w:pPr>
+              <w:spacing w:before="0" w:after="0" w:line="252" w:lineRule="auto"/>
+            </w:pPr>
+            <w:r>
+              <w:rPr>
+                <w:rFonts w:ascii="Avenir Next" w:hAnsi="Avenir Next" w:cs="Avenir Next" w:eastAsia="Avenir Next"/>
+                <w:color w:val="1A1A1A"/>
+                <w:sz w:val="15"/>
+                <w:szCs w:val="15"/>
+              </w:rPr>
+              <w:t xml:space="preserve">2</w:t>
+            </w:r>
+          </w:p>
+        </w:tc>
+      </w:tr>
+      <w:tr>
+        <w:trPr>
+          <w:cantSplit/>
+        </w:trPr>
+        <w:tc>
+          <w:tcPr>
+            <w:tcW w:w="500" w:type="dxa"/>
+            <w:vAlign w:val="top"/>
+          </w:tcPr>
+          <w:p>
+            <w:pPr>
+              <w:spacing w:before="0" w:after="0" w:line="252" w:lineRule="auto"/>
+            </w:pPr>
+            <w:r>
+              <w:rPr>
+                <w:rFonts w:ascii="Avenir Next" w:hAnsi="Avenir Next" w:cs="Avenir Next" w:eastAsia="Avenir Next"/>
+                <w:color w:val="1A1A1A"/>
+                <w:sz w:val="15"/>
+                <w:szCs w:val="15"/>
+              </w:rPr>
+              <w:t xml:space="preserve">6</w:t>
+            </w:r>
+          </w:p>
+        </w:tc>
+        <w:tc>
+          <w:tcPr>
+            <w:tcW w:w="1100" w:type="dxa"/>
+            <w:vAlign w:val="top"/>
+          </w:tcPr>
+          <w:p>
+            <w:pPr>
+              <w:spacing w:before="0" w:after="0" w:line="252" w:lineRule="auto"/>
+            </w:pPr>
+            <w:r>
+              <w:rPr>
+                <w:rFonts w:ascii="Avenir Next" w:hAnsi="Avenir Next" w:cs="Avenir Next" w:eastAsia="Avenir Next"/>
+                <w:color w:val="1A1A1A"/>
+                <w:sz w:val="15"/>
+                <w:szCs w:val="15"/>
+              </w:rPr>
+              <w:t xml:space="preserve">4.3 S2</w:t>
+            </w:r>
+          </w:p>
+        </w:tc>
+        <w:tc>
+          <w:tcPr>
+            <w:tcW w:w="6604" w:type="dxa"/>
+            <w:vAlign w:val="top"/>
+          </w:tcPr>
+          <w:p>
+            <w:pPr>
+              <w:spacing w:before="0" w:after="0" w:line="252" w:lineRule="auto"/>
+            </w:pPr>
+            <w:r>
+              <w:rPr>
+                <w:rFonts w:ascii="Avenir Next" w:hAnsi="Avenir Next" w:cs="Avenir Next" w:eastAsia="Avenir Next"/>
+                <w:color w:val="1A1A1A"/>
+                <w:sz w:val="15"/>
+                <w:szCs w:val="15"/>
+              </w:rPr>
+              <w:t xml:space="preserve">Estimate 31% of 590. Show the friendly numbers you used.</w:t>
+            </w:r>
+          </w:p>
+        </w:tc>
+        <w:tc>
+          <w:tcPr>
+            <w:tcW w:w="600" w:type="dxa"/>
+            <w:vAlign w:val="top"/>
+          </w:tcPr>
+          <w:p>
+            <w:pPr>
+              <w:spacing w:before="0" w:after="0" w:line="252" w:lineRule="auto"/>
+            </w:pPr>
+            <w:r>
+              <w:rPr>
+                <w:rFonts w:ascii="Avenir Next" w:hAnsi="Avenir Next" w:cs="Avenir Next" w:eastAsia="Avenir Next"/>
+                <w:color w:val="1A1A1A"/>
+                <w:sz w:val="15"/>
+                <w:szCs w:val="15"/>
+              </w:rPr>
+              <w:t xml:space="preserve">2</w:t>
+            </w:r>
+          </w:p>
+        </w:tc>
+        <w:tc>
+          <w:tcPr>
+            <w:tcW w:w="700" w:type="dxa"/>
+            <w:vAlign w:val="top"/>
+          </w:tcPr>
+          <w:p>
+            <w:pPr>
+              <w:spacing w:before="0" w:after="0" w:line="252" w:lineRule="auto"/>
+            </w:pPr>
+            <w:r>
+              <w:rPr>
+                <w:rFonts w:ascii="Avenir Next" w:hAnsi="Avenir Next" w:cs="Avenir Next" w:eastAsia="Avenir Next"/>
+                <w:color w:val="1A1A1A"/>
+                <w:sz w:val="15"/>
+                <w:szCs w:val="15"/>
+              </w:rPr>
+              <w:t xml:space="preserve">2</w:t>
+            </w:r>
+          </w:p>
+        </w:tc>
+      </w:tr>
+      <w:tr>
+        <w:trPr>
+          <w:cantSplit/>
+        </w:trPr>
+        <w:tc>
+          <w:tcPr>
+            <w:tcW w:w="500" w:type="dxa"/>
+            <w:vAlign w:val="top"/>
+          </w:tcPr>
+          <w:p>
+            <w:pPr>
+              <w:spacing w:before="0" w:after="0" w:line="252" w:lineRule="auto"/>
+            </w:pPr>
+            <w:r>
+              <w:rPr>
+                <w:rFonts w:ascii="Avenir Next" w:hAnsi="Avenir Next" w:cs="Avenir Next" w:eastAsia="Avenir Next"/>
+                <w:color w:val="1A1A1A"/>
+                <w:sz w:val="15"/>
+                <w:szCs w:val="15"/>
+              </w:rPr>
+              <w:t xml:space="preserve">7</w:t>
+            </w:r>
+          </w:p>
+        </w:tc>
+        <w:tc>
+          <w:tcPr>
+            <w:tcW w:w="1100" w:type="dxa"/>
+            <w:vAlign w:val="top"/>
+          </w:tcPr>
+          <w:p>
+            <w:pPr>
+              <w:spacing w:before="0" w:after="0" w:line="252" w:lineRule="auto"/>
+            </w:pPr>
+            <w:r>
+              <w:rPr>
+                <w:rFonts w:ascii="Avenir Next" w:hAnsi="Avenir Next" w:cs="Avenir Next" w:eastAsia="Avenir Next"/>
+                <w:color w:val="1A1A1A"/>
+                <w:sz w:val="15"/>
+                <w:szCs w:val="15"/>
+              </w:rPr>
+              <w:t xml:space="preserve">4.4 S1</w:t>
+            </w:r>
+          </w:p>
+        </w:tc>
+        <w:tc>
+          <w:tcPr>
+            <w:tcW w:w="6604" w:type="dxa"/>
+            <w:vAlign w:val="top"/>
+          </w:tcPr>
+          <w:p>
+            <w:pPr>
+              <w:spacing w:before="0" w:after="0" w:line="252" w:lineRule="auto"/>
+            </w:pPr>
+            <w:r>
+              <w:rPr>
+                <w:rFonts w:ascii="Avenir Next" w:hAnsi="Avenir Next" w:cs="Avenir Next" w:eastAsia="Avenir Next"/>
+                <w:color w:val="1A1A1A"/>
+                <w:sz w:val="15"/>
+                <w:szCs w:val="15"/>
+              </w:rPr>
+              <w:t xml:space="preserve">A $45 game is 20% off. How much money do you save…</w:t>
+            </w:r>
+          </w:p>
+        </w:tc>
+        <w:tc>
+          <w:tcPr>
+            <w:tcW w:w="600" w:type="dxa"/>
+            <w:vAlign w:val="top"/>
+          </w:tcPr>
+          <w:p>
+            <w:pPr>
+              <w:spacing w:before="0" w:after="0" w:line="252" w:lineRule="auto"/>
+            </w:pPr>
+            <w:r>
+              <w:rPr>
+                <w:rFonts w:ascii="Avenir Next" w:hAnsi="Avenir Next" w:cs="Avenir Next" w:eastAsia="Avenir Next"/>
+                <w:color w:val="1A1A1A"/>
+                <w:sz w:val="15"/>
+                <w:szCs w:val="15"/>
+              </w:rPr>
+              <w:t xml:space="preserve">2</w:t>
+            </w:r>
+          </w:p>
+        </w:tc>
+        <w:tc>
+          <w:tcPr>
+            <w:tcW w:w="700" w:type="dxa"/>
+            <w:vAlign w:val="top"/>
+          </w:tcPr>
+          <w:p>
+            <w:pPr>
+              <w:spacing w:before="0" w:after="0" w:line="252" w:lineRule="auto"/>
+            </w:pPr>
+            <w:r>
+              <w:rPr>
+                <w:rFonts w:ascii="Avenir Next" w:hAnsi="Avenir Next" w:cs="Avenir Next" w:eastAsia="Avenir Next"/>
+                <w:color w:val="1A1A1A"/>
+                <w:sz w:val="15"/>
+                <w:szCs w:val="15"/>
+              </w:rPr>
+              <w:t xml:space="preserve">3</w:t>
+            </w:r>
+          </w:p>
+        </w:tc>
+      </w:tr>
+      <w:tr>
+        <w:trPr>
+          <w:cantSplit/>
+        </w:trPr>
+        <w:tc>
+          <w:tcPr>
+            <w:tcW w:w="500" w:type="dxa"/>
+            <w:vAlign w:val="top"/>
+          </w:tcPr>
+          <w:p>
+            <w:pPr>
+              <w:spacing w:before="0" w:after="0" w:line="252" w:lineRule="auto"/>
+            </w:pPr>
+            <w:r>
+              <w:rPr>
+                <w:rFonts w:ascii="Avenir Next" w:hAnsi="Avenir Next" w:cs="Avenir Next" w:eastAsia="Avenir Next"/>
+                <w:color w:val="1A1A1A"/>
+                <w:sz w:val="15"/>
+                <w:szCs w:val="15"/>
+              </w:rPr>
+              <w:t xml:space="preserve">8</w:t>
+            </w:r>
+          </w:p>
+        </w:tc>
+        <w:tc>
+          <w:tcPr>
+            <w:tcW w:w="1100" w:type="dxa"/>
+            <w:vAlign w:val="top"/>
+          </w:tcPr>
+          <w:p>
+            <w:pPr>
+              <w:spacing w:before="0" w:after="0" w:line="252" w:lineRule="auto"/>
+            </w:pPr>
+            <w:r>
+              <w:rPr>
+                <w:rFonts w:ascii="Avenir Next" w:hAnsi="Avenir Next" w:cs="Avenir Next" w:eastAsia="Avenir Next"/>
+                <w:color w:val="1A1A1A"/>
+                <w:sz w:val="15"/>
+                <w:szCs w:val="15"/>
+              </w:rPr>
+              <w:t xml:space="preserve">4.4 S2</w:t>
+            </w:r>
+          </w:p>
+        </w:tc>
+        <w:tc>
+          <w:tcPr>
+            <w:tcW w:w="6604" w:type="dxa"/>
+            <w:vAlign w:val="top"/>
+          </w:tcPr>
+          <w:p>
+            <w:pPr>
+              <w:spacing w:before="0" w:after="0" w:line="252" w:lineRule="auto"/>
+            </w:pPr>
+            <w:r>
+              <w:rPr>
+                <w:rFonts w:ascii="Avenir Next" w:hAnsi="Avenir Next" w:cs="Avenir Next" w:eastAsia="Avenir Next"/>
+                <w:color w:val="1A1A1A"/>
+                <w:sz w:val="15"/>
+                <w:szCs w:val="15"/>
+              </w:rPr>
+              <w:t xml:space="preserve">Kai made 49 of 70 free throws. Lena made 18 of 24. Who has the better …</w:t>
+            </w:r>
+          </w:p>
+        </w:tc>
+        <w:tc>
+          <w:tcPr>
+            <w:tcW w:w="600" w:type="dxa"/>
+            <w:vAlign w:val="top"/>
+          </w:tcPr>
+          <w:p>
+            <w:pPr>
+              <w:spacing w:before="0" w:after="0" w:line="252" w:lineRule="auto"/>
+            </w:pPr>
+            <w:r>
+              <w:rPr>
+                <w:rFonts w:ascii="Avenir Next" w:hAnsi="Avenir Next" w:cs="Avenir Next" w:eastAsia="Avenir Next"/>
+                <w:color w:val="1A1A1A"/>
+                <w:sz w:val="15"/>
+                <w:szCs w:val="15"/>
+              </w:rPr>
+              <w:t xml:space="preserve">2</w:t>
+            </w:r>
+          </w:p>
+        </w:tc>
+        <w:tc>
+          <w:tcPr>
+            <w:tcW w:w="700" w:type="dxa"/>
+            <w:vAlign w:val="top"/>
+          </w:tcPr>
+          <w:p>
+            <w:pPr>
+              <w:spacing w:before="0" w:after="0" w:line="252" w:lineRule="auto"/>
+            </w:pPr>
+            <w:r>
+              <w:rPr>
+                <w:rFonts w:ascii="Avenir Next" w:hAnsi="Avenir Next" w:cs="Avenir Next" w:eastAsia="Avenir Next"/>
+                <w:color w:val="1A1A1A"/>
+                <w:sz w:val="15"/>
+                <w:szCs w:val="15"/>
+              </w:rPr>
+              <w:t xml:space="preserve">3</w:t>
+            </w:r>
+          </w:p>
+        </w:tc>
+      </w:tr>
+      <w:tr>
+        <w:trPr>
+          <w:cantSplit/>
+        </w:trPr>
+        <w:tc>
+          <w:tcPr>
+            <w:tcW w:w="500" w:type="dxa"/>
+            <w:vAlign w:val="top"/>
+          </w:tcPr>
+          <w:p>
+            <w:pPr>
+              <w:spacing w:before="0" w:after="0" w:line="252" w:lineRule="auto"/>
+            </w:pPr>
+            <w:r>
+              <w:rPr>
+                <w:rFonts w:ascii="Avenir Next" w:hAnsi="Avenir Next" w:cs="Avenir Next" w:eastAsia="Avenir Next"/>
+                <w:color w:val="1A1A1A"/>
+                <w:sz w:val="15"/>
+                <w:szCs w:val="15"/>
+              </w:rPr>
+              <w:t xml:space="preserve">9</w:t>
+            </w:r>
+          </w:p>
+        </w:tc>
+        <w:tc>
+          <w:tcPr>
+            <w:tcW w:w="1100" w:type="dxa"/>
+            <w:vAlign w:val="top"/>
+          </w:tcPr>
+          <w:p>
+            <w:pPr>
+              <w:spacing w:before="0" w:after="0" w:line="252" w:lineRule="auto"/>
+            </w:pPr>
+            <w:r>
+              <w:rPr>
+                <w:rFonts w:ascii="Avenir Next" w:hAnsi="Avenir Next" w:cs="Avenir Next" w:eastAsia="Avenir Next"/>
+                <w:color w:val="1A1A1A"/>
+                <w:sz w:val="15"/>
+                <w:szCs w:val="15"/>
+              </w:rPr>
+              <w:t xml:space="preserve">4.5 S1</w:t>
+            </w:r>
+          </w:p>
+        </w:tc>
+        <w:tc>
+          <w:tcPr>
+            <w:tcW w:w="6604" w:type="dxa"/>
+            <w:vAlign w:val="top"/>
+          </w:tcPr>
+          <w:p>
+            <w:pPr>
+              <w:spacing w:before="0" w:after="0" w:line="252" w:lineRule="auto"/>
+            </w:pPr>
+            <w:r>
+              <w:rPr>
+                <w:rFonts w:ascii="Avenir Next" w:hAnsi="Avenir Next" w:cs="Avenir Next" w:eastAsia="Avenir Next"/>
+                <w:color w:val="1A1A1A"/>
+                <w:sz w:val="15"/>
+                <w:szCs w:val="15"/>
+              </w:rPr>
+              <w:t xml:space="preserve">27 students is 60% of the club. How many students are in the club…</w:t>
+            </w:r>
+          </w:p>
+        </w:tc>
+        <w:tc>
+          <w:tcPr>
+            <w:tcW w:w="600" w:type="dxa"/>
+            <w:vAlign w:val="top"/>
+          </w:tcPr>
+          <w:p>
+            <w:pPr>
+              <w:spacing w:before="0" w:after="0" w:line="252" w:lineRule="auto"/>
+            </w:pPr>
+            <w:r>
+              <w:rPr>
+                <w:rFonts w:ascii="Avenir Next" w:hAnsi="Avenir Next" w:cs="Avenir Next" w:eastAsia="Avenir Next"/>
+                <w:color w:val="1A1A1A"/>
+                <w:sz w:val="15"/>
+                <w:szCs w:val="15"/>
+              </w:rPr>
+              <w:t xml:space="preserve">2</w:t>
+            </w:r>
+          </w:p>
+        </w:tc>
+        <w:tc>
+          <w:tcPr>
+            <w:tcW w:w="700" w:type="dxa"/>
+            <w:vAlign w:val="top"/>
+          </w:tcPr>
+          <w:p>
+            <w:pPr>
+              <w:spacing w:before="0" w:after="0" w:line="252" w:lineRule="auto"/>
+            </w:pPr>
+            <w:r>
+              <w:rPr>
+                <w:rFonts w:ascii="Avenir Next" w:hAnsi="Avenir Next" w:cs="Avenir Next" w:eastAsia="Avenir Next"/>
+                <w:color w:val="1A1A1A"/>
+                <w:sz w:val="15"/>
+                <w:szCs w:val="15"/>
+              </w:rPr>
+              <w:t xml:space="preserve">3</w:t>
+            </w:r>
+          </w:p>
+        </w:tc>
+      </w:tr>
+      <w:tr>
+        <w:trPr>
+          <w:cantSplit/>
+        </w:trPr>
+        <w:tc>
+          <w:tcPr>
+            <w:tcW w:w="500" w:type="dxa"/>
+            <w:vAlign w:val="top"/>
+          </w:tcPr>
+          <w:p>
+            <w:pPr>
+              <w:spacing w:before="0" w:after="0" w:line="252" w:lineRule="auto"/>
+            </w:pPr>
+            <w:r>
+              <w:rPr>
+                <w:rFonts w:ascii="Avenir Next" w:hAnsi="Avenir Next" w:cs="Avenir Next" w:eastAsia="Avenir Next"/>
+                <w:color w:val="1A1A1A"/>
+                <w:sz w:val="15"/>
+                <w:szCs w:val="15"/>
+              </w:rPr>
+              <w:t xml:space="preserve">10</w:t>
+            </w:r>
+          </w:p>
+        </w:tc>
+        <w:tc>
+          <w:tcPr>
+            <w:tcW w:w="1100" w:type="dxa"/>
+            <w:vAlign w:val="top"/>
+          </w:tcPr>
+          <w:p>
+            <w:pPr>
+              <w:spacing w:before="0" w:after="0" w:line="252" w:lineRule="auto"/>
+            </w:pPr>
+            <w:r>
+              <w:rPr>
+                <w:rFonts w:ascii="Avenir Next" w:hAnsi="Avenir Next" w:cs="Avenir Next" w:eastAsia="Avenir Next"/>
+                <w:color w:val="1A1A1A"/>
+                <w:sz w:val="15"/>
+                <w:szCs w:val="15"/>
+              </w:rPr>
+              <w:t xml:space="preserve">4.5 S2</w:t>
+            </w:r>
+          </w:p>
+        </w:tc>
+        <w:tc>
+          <w:tcPr>
+            <w:tcW w:w="6604" w:type="dxa"/>
+            <w:vAlign w:val="top"/>
+          </w:tcPr>
+          <w:p>
+            <w:pPr>
+              <w:spacing w:before="0" w:after="0" w:line="252" w:lineRule="auto"/>
+            </w:pPr>
+            <w:r>
+              <w:rPr>
+                <w:rFonts w:ascii="Avenir Next" w:hAnsi="Avenir Next" w:cs="Avenir Next" w:eastAsia="Avenir Next"/>
+                <w:color w:val="1A1A1A"/>
+                <w:sz w:val="15"/>
+                <w:szCs w:val="15"/>
+              </w:rPr>
+              <w:t xml:space="preserve">A store sold 42 bikes. That is 35% of all its bikes. Which equation fi…</w:t>
+            </w:r>
+          </w:p>
+        </w:tc>
+        <w:tc>
+          <w:tcPr>
+            <w:tcW w:w="600" w:type="dxa"/>
+            <w:vAlign w:val="top"/>
+          </w:tcPr>
+          <w:p>
+            <w:pPr>
+              <w:spacing w:before="0" w:after="0" w:line="252" w:lineRule="auto"/>
+            </w:pPr>
+            <w:r>
+              <w:rPr>
+                <w:rFonts w:ascii="Avenir Next" w:hAnsi="Avenir Next" w:cs="Avenir Next" w:eastAsia="Avenir Next"/>
+                <w:color w:val="1A1A1A"/>
+                <w:sz w:val="15"/>
+                <w:szCs w:val="15"/>
+              </w:rPr>
+              <w:t xml:space="preserve">2</w:t>
+            </w:r>
+          </w:p>
+        </w:tc>
+        <w:tc>
+          <w:tcPr>
+            <w:tcW w:w="700" w:type="dxa"/>
+            <w:vAlign w:val="top"/>
+          </w:tcPr>
+          <w:p>
+            <w:pPr>
+              <w:spacing w:before="0" w:after="0" w:line="252" w:lineRule="auto"/>
+            </w:pPr>
+            <w:r>
+              <w:rPr>
+                <w:rFonts w:ascii="Avenir Next" w:hAnsi="Avenir Next" w:cs="Avenir Next" w:eastAsia="Avenir Next"/>
+                <w:color w:val="1A1A1A"/>
+                <w:sz w:val="15"/>
+                <w:szCs w:val="15"/>
+              </w:rPr>
+              <w:t xml:space="preserve">3</w:t>
+            </w:r>
+          </w:p>
+        </w:tc>
+      </w:tr>
+    </w:tbl>
+    <w:p>
+      <w:pPr>
+        <w:spacing w:before="0" w:after="50" w:line="268" w:lineRule="auto"/>
+      </w:pPr>
+      <w:r>
+        <w:rPr>
+          <w:rFonts w:ascii="Avenir Next" w:hAnsi="Avenir Next" w:cs="Avenir Next" w:eastAsia="Avenir Next"/>
+          <w:i/>
+          <w:color w:val="5A5F66"/>
+          <w:sz w:val="16"/>
+          <w:szCs w:val="16"/>
+        </w:rPr>
+        <w:t xml:space="preserve">Midunit Check covers Lessons 4.1–4.3. Readiness Check covers the skills students need before the unit (equivalent fractions, decimals, ratio tables).</w:t>
+      </w:r>
+    </w:p>
+    <w:p>
+      <w:pPr>
+        <w:keepNext/>
+        <w:pBdr>
+          <w:bottom w:val="single" w:sz="8" w:space="3" w:color="003A70"/>
+        </w:pBdr>
+        <w:tabs>
+          <w:tab w:val="right" w:pos="9504"/>
+        </w:tabs>
+        <w:spacing w:before="90" w:after="50" w:line="240" w:lineRule="auto"/>
+        <w:outlineLvl w:val="1"/>
+      </w:pPr>
+      <w:r>
+        <w:rPr>
+          <w:rFonts w:ascii="Avenir Next" w:hAnsi="Avenir Next" w:cs="Avenir Next" w:eastAsia="Avenir Next"/>
+          <w:b/>
+          <w:color w:val="003A70"/>
+          <w:spacing w:val="14"/>
+          <w:sz w:val="19"/>
+          <w:szCs w:val="19"/>
+        </w:rPr>
+        <w:t xml:space="preserve">ERRORS TO WATCH FOR</w:t>
+      </w:r>
+      <w:r>
+        <w:rPr>
+          <w:rFonts w:ascii="Avenir Next" w:hAnsi="Avenir Next" w:cs="Avenir Next" w:eastAsia="Avenir Next"/>
+          <w:color w:val="1A1A1A"/>
+          <w:sz w:val="17"/>
+          <w:szCs w:val="17"/>
+        </w:rPr>
+        <w:tab/>
+      </w:r>
+      <w:r>
+        <w:rPr>
+          <w:rFonts w:ascii="Avenir Next" w:hAnsi="Avenir Next" w:cs="Avenir Next" w:eastAsia="Avenir Next"/>
+          <w:i/>
+          <w:color w:val="5A5F66"/>
+          <w:sz w:val="17"/>
+          <w:szCs w:val="17"/>
+        </w:rPr>
+        <w:t xml:space="preserve">one per session · reteach move from each Teaching Support Guide</w:t>
+      </w:r>
+    </w:p>
+    <w:tbl>
+      <w:tblPr>
+        <w:tblW w:w="9504" w:type="dxa"/>
+        <w:jc w:val="left"/>
+        <w:tblBorders>
+          <w:top w:val="single" w:sz="4" w:space="0" w:color="000000"/>
+          <w:left w:val="single" w:sz="4" w:space="0" w:color="000000"/>
+          <w:bottom w:val="single" w:sz="4" w:space="0" w:color="000000"/>
+          <w:right w:val="single" w:sz="4" w:space="0" w:color="000000"/>
+          <w:insideH w:val="single" w:sz="4" w:space="0" w:color="000000"/>
+          <w:insideV w:val="single" w:sz="4" w:space="0" w:color="000000"/>
+        </w:tblBorders>
+        <w:tblLayout w:type="fixed"/>
+        <w:tblCellMar>
+          <w:top w:w="30" w:type="dxa"/>
+          <w:left w:w="80" w:type="dxa"/>
+          <w:bottom w:w="30" w:type="dxa"/>
+          <w:right w:w="80" w:type="dxa"/>
+        </w:tblCellMar>
+        <w:tblLook w:val="0000" w:firstRow="0" w:lastRow="0" w:firstColumn="0" w:lastColumn="0" w:noHBand="1" w:noVBand="1"/>
+      </w:tblPr>
+      <w:tblGrid>
+        <w:gridCol w:w="1100"/>
+        <w:gridCol w:w="4202"/>
+        <w:gridCol w:w="4202"/>
+      </w:tblGrid>
+      <w:tr>
+        <w:trPr>
+          <w:cantSplit/>
+        </w:trPr>
+        <w:tc>
+          <w:tcPr>
+            <w:tcW w:w="1100" w:type="dxa"/>
+            <w:shd w:val="clear" w:color="auto" w:fill="F2F4F6"/>
+            <w:vAlign w:val="top"/>
+          </w:tcPr>
+          <w:p>
+            <w:pPr>
+              <w:spacing w:before="0" w:after="0" w:line="240" w:lineRule="auto"/>
+            </w:pPr>
+            <w:r>
+              <w:rPr>
+                <w:rFonts w:ascii="Avenir Next" w:hAnsi="Avenir Next" w:cs="Avenir Next" w:eastAsia="Avenir Next"/>
+                <w:b/>
+                <w:color w:val="1A1A1A"/>
+                <w:sz w:val="14"/>
+                <w:szCs w:val="14"/>
+              </w:rPr>
+              <w:t xml:space="preserve">Session</w:t>
+            </w:r>
+          </w:p>
+        </w:tc>
+        <w:tc>
+          <w:tcPr>
+            <w:tcW w:w="4202" w:type="dxa"/>
+            <w:shd w:val="clear" w:color="auto" w:fill="F2F4F6"/>
+            <w:vAlign w:val="top"/>
+          </w:tcPr>
+          <w:p>
+            <w:pPr>
+              <w:spacing w:before="0" w:after="0" w:line="240" w:lineRule="auto"/>
+            </w:pPr>
+            <w:r>
+              <w:rPr>
+                <w:rFonts w:ascii="Avenir Next" w:hAnsi="Avenir Next" w:cs="Avenir Next" w:eastAsia="Avenir Next"/>
+                <w:b/>
+                <w:color w:val="1A1A1A"/>
+                <w:sz w:val="14"/>
+                <w:szCs w:val="14"/>
+              </w:rPr>
+              <w:t xml:space="preserve">Error</w:t>
+            </w:r>
+          </w:p>
+        </w:tc>
+        <w:tc>
+          <w:tcPr>
+            <w:tcW w:w="4202" w:type="dxa"/>
+            <w:shd w:val="clear" w:color="auto" w:fill="F2F4F6"/>
+            <w:vAlign w:val="top"/>
+          </w:tcPr>
+          <w:p>
+            <w:pPr>
+              <w:spacing w:before="0" w:after="0" w:line="240" w:lineRule="auto"/>
+            </w:pPr>
+            <w:r>
+              <w:rPr>
+                <w:rFonts w:ascii="Avenir Next" w:hAnsi="Avenir Next" w:cs="Avenir Next" w:eastAsia="Avenir Next"/>
+                <w:b/>
+                <w:color w:val="1A1A1A"/>
+                <w:sz w:val="14"/>
+                <w:szCs w:val="14"/>
+              </w:rPr>
+              <w:t xml:space="preserve">Reteach</w:t>
+            </w:r>
+          </w:p>
+        </w:tc>
+      </w:tr>
+      <w:tr>
+        <w:trPr>
+          <w:cantSplit/>
+        </w:trPr>
+        <w:tc>
+          <w:tcPr>
+            <w:tcW w:w="1100" w:type="dxa"/>
+            <w:vAlign w:val="top"/>
+          </w:tcPr>
+          <w:p>
+            <w:pPr>
+              <w:spacing w:before="0" w:after="0" w:line="252" w:lineRule="auto"/>
+            </w:pPr>
+            <w:r>
+              <w:rPr>
+                <w:rFonts w:ascii="Avenir Next" w:hAnsi="Avenir Next" w:cs="Avenir Next" w:eastAsia="Avenir Next"/>
+                <w:color w:val="1A1A1A"/>
+                <w:sz w:val="15"/>
+                <w:szCs w:val="15"/>
+              </w:rPr>
+              <w:t xml:space="preserve">4-1 S1</w:t>
+            </w:r>
+          </w:p>
+        </w:tc>
+        <w:tc>
+          <w:tcPr>
+            <w:tcW w:w="4202" w:type="dxa"/>
+            <w:vAlign w:val="top"/>
+          </w:tcPr>
+          <w:p>
+            <w:pPr>
+              <w:spacing w:before="0" w:after="0" w:line="252" w:lineRule="auto"/>
+            </w:pPr>
+            <w:r>
+              <w:rPr>
+                <w:rFonts w:ascii="Avenir Next" w:hAnsi="Avenir Next" w:cs="Avenir Next" w:eastAsia="Avenir Next"/>
+                <w:color w:val="1A1A1A"/>
+                <w:sz w:val="15"/>
+                <w:szCs w:val="15"/>
+              </w:rPr>
+              <w:t xml:space="preserve">Uses the part as the percent when the whole is not 100 (writes 9 of 12 as 9%).</w:t>
+            </w:r>
+          </w:p>
+        </w:tc>
+        <w:tc>
+          <w:tcPr>
+            <w:tcW w:w="4202" w:type="dxa"/>
+            <w:vAlign w:val="top"/>
+          </w:tcPr>
+          <w:p>
+            <w:pPr>
+              <w:spacing w:before="0" w:after="0" w:line="252" w:lineRule="auto"/>
+            </w:pPr>
+            <w:r>
+              <w:rPr>
+                <w:rFonts w:ascii="Avenir Next" w:hAnsi="Avenir Next" w:cs="Avenir Next" w:eastAsia="Avenir Next"/>
+                <w:color w:val="1A1A1A"/>
+                <w:sz w:val="15"/>
+                <w:szCs w:val="15"/>
+              </w:rPr>
+              <w:t xml:space="preserve">Label the full bar 100% and the total count first, then split it into equal parts and name the percent of one part.</w:t>
+            </w:r>
+          </w:p>
+        </w:tc>
+      </w:tr>
+      <w:tr>
+        <w:trPr>
+          <w:cantSplit/>
+        </w:trPr>
+        <w:tc>
+          <w:tcPr>
+            <w:tcW w:w="1100" w:type="dxa"/>
+            <w:vAlign w:val="top"/>
+          </w:tcPr>
+          <w:p>
+            <w:pPr>
+              <w:spacing w:before="0" w:after="0" w:line="252" w:lineRule="auto"/>
+            </w:pPr>
+            <w:r>
+              <w:rPr>
+                <w:rFonts w:ascii="Avenir Next" w:hAnsi="Avenir Next" w:cs="Avenir Next" w:eastAsia="Avenir Next"/>
+                <w:color w:val="1A1A1A"/>
+                <w:sz w:val="15"/>
+                <w:szCs w:val="15"/>
+              </w:rPr>
+              <w:t xml:space="preserve">4-1 S2</w:t>
+            </w:r>
+          </w:p>
+        </w:tc>
+        <w:tc>
+          <w:tcPr>
+            <w:tcW w:w="4202" w:type="dxa"/>
+            <w:vAlign w:val="top"/>
+          </w:tcPr>
+          <w:p>
+            <w:pPr>
+              <w:spacing w:before="0" w:after="0" w:line="252" w:lineRule="auto"/>
+            </w:pPr>
+            <w:r>
+              <w:rPr>
+                <w:rFonts w:ascii="Avenir Next" w:hAnsi="Avenir Next" w:cs="Avenir Next" w:eastAsia="Avenir Next"/>
+                <w:color w:val="1A1A1A"/>
+                <w:sz w:val="15"/>
+                <w:szCs w:val="15"/>
+              </w:rPr>
+              <w:t xml:space="preserve">Thinks a percent can never be more than 100%, or writes the amount as the percent (writes 14 ounces as 14%).</w:t>
+            </w:r>
+          </w:p>
+        </w:tc>
+        <w:tc>
+          <w:tcPr>
+            <w:tcW w:w="4202" w:type="dxa"/>
+            <w:vAlign w:val="top"/>
+          </w:tcPr>
+          <w:p>
+            <w:pPr>
+              <w:spacing w:before="0" w:after="0" w:line="252" w:lineRule="auto"/>
+            </w:pPr>
+            <w:r>
+              <w:rPr>
+                <w:rFonts w:ascii="Avenir Next" w:hAnsi="Avenir Next" w:cs="Avenir Next" w:eastAsia="Avenir Next"/>
+                <w:color w:val="1A1A1A"/>
+                <w:sz w:val="15"/>
+                <w:szCs w:val="15"/>
+              </w:rPr>
+              <w:t xml:space="preserve">Draw one bar for the whole labeled 100%, add a second whole bar ending at 200%, and have students shade the new amount across both bars.</w:t>
+            </w:r>
+          </w:p>
+        </w:tc>
+      </w:tr>
+      <w:tr>
+        <w:trPr>
+          <w:cantSplit/>
+        </w:trPr>
+        <w:tc>
+          <w:tcPr>
+            <w:tcW w:w="1100" w:type="dxa"/>
+            <w:vAlign w:val="top"/>
+          </w:tcPr>
+          <w:p>
+            <w:pPr>
+              <w:spacing w:before="0" w:after="0" w:line="252" w:lineRule="auto"/>
+            </w:pPr>
+            <w:r>
+              <w:rPr>
+                <w:rFonts w:ascii="Avenir Next" w:hAnsi="Avenir Next" w:cs="Avenir Next" w:eastAsia="Avenir Next"/>
+                <w:color w:val="1A1A1A"/>
+                <w:sz w:val="15"/>
+                <w:szCs w:val="15"/>
+              </w:rPr>
+              <w:t xml:space="preserve">4-2 S1</w:t>
+            </w:r>
+          </w:p>
+        </w:tc>
+        <w:tc>
+          <w:tcPr>
+            <w:tcW w:w="4202" w:type="dxa"/>
+            <w:vAlign w:val="top"/>
+          </w:tcPr>
+          <w:p>
+            <w:pPr>
+              <w:spacing w:before="0" w:after="0" w:line="252" w:lineRule="auto"/>
+            </w:pPr>
+            <w:r>
+              <w:rPr>
+                <w:rFonts w:ascii="Avenir Next" w:hAnsi="Avenir Next" w:cs="Avenir Next" w:eastAsia="Avenir Next"/>
+                <w:color w:val="1A1A1A"/>
+                <w:sz w:val="15"/>
+                <w:szCs w:val="15"/>
+              </w:rPr>
+              <w:t xml:space="preserve">Writes the digits without thinking about the value: writes 3/8 as 0.38 or 38%, 0.08 as 80%, or 26 of 40 as 26%.</w:t>
+            </w:r>
+          </w:p>
+        </w:tc>
+        <w:tc>
+          <w:tcPr>
+            <w:tcW w:w="4202" w:type="dxa"/>
+            <w:vAlign w:val="top"/>
+          </w:tcPr>
+          <w:p>
+            <w:pPr>
+              <w:spacing w:before="0" w:after="0" w:line="252" w:lineRule="auto"/>
+            </w:pPr>
+            <w:r>
+              <w:rPr>
+                <w:rFonts w:ascii="Avenir Next" w:hAnsi="Avenir Next" w:cs="Avenir Next" w:eastAsia="Avenir Next"/>
+                <w:color w:val="1A1A1A"/>
+                <w:sz w:val="15"/>
+                <w:szCs w:val="15"/>
+              </w:rPr>
+              <w:t xml:space="preserve">Have the student label an 8-part bar in 12.5% steps, point to 3 parts, and read the percent before writing any decimal.</w:t>
+            </w:r>
+          </w:p>
+        </w:tc>
+      </w:tr>
+      <w:tr>
+        <w:trPr>
+          <w:cantSplit/>
+        </w:trPr>
+        <w:tc>
+          <w:tcPr>
+            <w:tcW w:w="1100" w:type="dxa"/>
+            <w:vAlign w:val="top"/>
+          </w:tcPr>
+          <w:p>
+            <w:pPr>
+              <w:spacing w:before="0" w:after="0" w:line="252" w:lineRule="auto"/>
+            </w:pPr>
+            <w:r>
+              <w:rPr>
+                <w:rFonts w:ascii="Avenir Next" w:hAnsi="Avenir Next" w:cs="Avenir Next" w:eastAsia="Avenir Next"/>
+                <w:color w:val="1A1A1A"/>
+                <w:sz w:val="15"/>
+                <w:szCs w:val="15"/>
+              </w:rPr>
+              <w:t xml:space="preserve">4-2 S2</w:t>
+            </w:r>
+          </w:p>
+        </w:tc>
+        <w:tc>
+          <w:tcPr>
+            <w:tcW w:w="4202" w:type="dxa"/>
+            <w:vAlign w:val="top"/>
+          </w:tcPr>
+          <w:p>
+            <w:pPr>
+              <w:spacing w:before="0" w:after="0" w:line="252" w:lineRule="auto"/>
+            </w:pPr>
+            <w:r>
+              <w:rPr>
+                <w:rFonts w:ascii="Avenir Next" w:hAnsi="Avenir Next" w:cs="Avenir Next" w:eastAsia="Avenir Next"/>
+                <w:color w:val="1A1A1A"/>
+                <w:sz w:val="15"/>
+                <w:szCs w:val="15"/>
+              </w:rPr>
+              <w:t xml:space="preserve">Compares the digits that show instead of the values (2/5 &gt; 0.45 because 5 &gt; 4; 0.4 &lt; 39% because 4 &lt; 39).</w:t>
+            </w:r>
+          </w:p>
+        </w:tc>
+        <w:tc>
+          <w:tcPr>
+            <w:tcW w:w="4202" w:type="dxa"/>
+            <w:vAlign w:val="top"/>
+          </w:tcPr>
+          <w:p>
+            <w:pPr>
+              <w:spacing w:before="0" w:after="0" w:line="252" w:lineRule="auto"/>
+            </w:pPr>
+            <w:r>
+              <w:rPr>
+                <w:rFonts w:ascii="Avenir Next" w:hAnsi="Avenir Next" w:cs="Avenir Next" w:eastAsia="Avenir Next"/>
+                <w:color w:val="1A1A1A"/>
+                <w:sz w:val="15"/>
+                <w:szCs w:val="15"/>
+              </w:rPr>
+              <w:t xml:space="preserve">Have the student rewrite every value as a percent, mark each one on the same number line, and read the order from left to right.</w:t>
+            </w:r>
+          </w:p>
+        </w:tc>
+      </w:tr>
+      <w:tr>
+        <w:trPr>
+          <w:cantSplit/>
+        </w:trPr>
+        <w:tc>
+          <w:tcPr>
+            <w:tcW w:w="1100" w:type="dxa"/>
+            <w:vAlign w:val="top"/>
+          </w:tcPr>
+          <w:p>
+            <w:pPr>
+              <w:spacing w:before="0" w:after="0" w:line="252" w:lineRule="auto"/>
+            </w:pPr>
+            <w:r>
+              <w:rPr>
+                <w:rFonts w:ascii="Avenir Next" w:hAnsi="Avenir Next" w:cs="Avenir Next" w:eastAsia="Avenir Next"/>
+                <w:color w:val="1A1A1A"/>
+                <w:sz w:val="15"/>
+                <w:szCs w:val="15"/>
+              </w:rPr>
+              <w:t xml:space="preserve">4-3 S1</w:t>
+            </w:r>
+          </w:p>
+        </w:tc>
+        <w:tc>
+          <w:tcPr>
+            <w:tcW w:w="4202" w:type="dxa"/>
+            <w:vAlign w:val="top"/>
+          </w:tcPr>
+          <w:p>
+            <w:pPr>
+              <w:spacing w:before="0" w:after="0" w:line="252" w:lineRule="auto"/>
+            </w:pPr>
+            <w:r>
+              <w:rPr>
+                <w:rFonts w:ascii="Avenir Next" w:hAnsi="Avenir Next" w:cs="Avenir Next" w:eastAsia="Avenir Next"/>
+                <w:color w:val="1A1A1A"/>
+                <w:sz w:val="15"/>
+                <w:szCs w:val="15"/>
+              </w:rPr>
+              <w:t xml:space="preserve">Writes the part as the percent without using the whole (82 out of 120 called “82%”), or picks a benchmark without finding the benchmark amounts first.</w:t>
+            </w:r>
+          </w:p>
+        </w:tc>
+        <w:tc>
+          <w:tcPr>
+            <w:tcW w:w="4202" w:type="dxa"/>
+            <w:vAlign w:val="top"/>
+          </w:tcPr>
+          <w:p>
+            <w:pPr>
+              <w:spacing w:before="0" w:after="0" w:line="252" w:lineRule="auto"/>
+            </w:pPr>
+            <w:r>
+              <w:rPr>
+                <w:rFonts w:ascii="Avenir Next" w:hAnsi="Avenir Next" w:cs="Avenir Next" w:eastAsia="Avenir Next"/>
+                <w:color w:val="1A1A1A"/>
+                <w:sz w:val="15"/>
+                <w:szCs w:val="15"/>
+              </w:rPr>
+              <w:t xml:space="preserve">Draw a bar for the whole, have the student label the 25%, 50%, and 75% amounts, and ask them to point to where the part falls before naming a percent.</w:t>
+            </w:r>
+          </w:p>
+        </w:tc>
+      </w:tr>
+      <w:tr>
+        <w:trPr>
+          <w:cantSplit/>
+        </w:trPr>
+        <w:tc>
+          <w:tcPr>
+            <w:tcW w:w="1100" w:type="dxa"/>
+            <w:vAlign w:val="top"/>
+          </w:tcPr>
+          <w:p>
+            <w:pPr>
+              <w:spacing w:before="0" w:after="0" w:line="252" w:lineRule="auto"/>
+            </w:pPr>
+            <w:r>
+              <w:rPr>
+                <w:rFonts w:ascii="Avenir Next" w:hAnsi="Avenir Next" w:cs="Avenir Next" w:eastAsia="Avenir Next"/>
+                <w:color w:val="1A1A1A"/>
+                <w:sz w:val="15"/>
+                <w:szCs w:val="15"/>
+              </w:rPr>
+              <w:t xml:space="preserve">4-3 S2</w:t>
+            </w:r>
+          </w:p>
+        </w:tc>
+        <w:tc>
+          <w:tcPr>
+            <w:tcW w:w="4202" w:type="dxa"/>
+            <w:vAlign w:val="top"/>
+          </w:tcPr>
+          <w:p>
+            <w:pPr>
+              <w:spacing w:before="0" w:after="0" w:line="252" w:lineRule="auto"/>
+            </w:pPr>
+            <w:r>
+              <w:rPr>
+                <w:rFonts w:ascii="Avenir Next" w:hAnsi="Avenir Next" w:cs="Avenir Next" w:eastAsia="Avenir Next"/>
+                <w:color w:val="1A1A1A"/>
+                <w:sz w:val="15"/>
+                <w:szCs w:val="15"/>
+              </w:rPr>
+              <w:t xml:space="preserve">Believes there is just one right estimate and erases a reasonable one (says 140 is wrong for 26% of 588 because a classmate got 150), or moves the decimal the wrong way when finding 10%.</w:t>
+            </w:r>
+          </w:p>
+        </w:tc>
+        <w:tc>
+          <w:tcPr>
+            <w:tcW w:w="4202" w:type="dxa"/>
+            <w:vAlign w:val="top"/>
+          </w:tcPr>
+          <w:p>
+            <w:pPr>
+              <w:spacing w:before="0" w:after="0" w:line="252" w:lineRule="auto"/>
+            </w:pPr>
+            <w:r>
+              <w:rPr>
+                <w:rFonts w:ascii="Avenir Next" w:hAnsi="Avenir Next" w:cs="Avenir Next" w:eastAsia="Avenir Next"/>
+                <w:color w:val="1A1A1A"/>
+                <w:sz w:val="15"/>
+                <w:szCs w:val="15"/>
+              </w:rPr>
+              <w:t xml:space="preserve">Put two estimates side by side, ask which rounded numbers each one used, and decide together which is closer to the exact answer and why.</w:t>
+            </w:r>
+          </w:p>
+        </w:tc>
+      </w:tr>
+      <w:tr>
+        <w:trPr>
+          <w:cantSplit/>
+        </w:trPr>
+        <w:tc>
+          <w:tcPr>
+            <w:tcW w:w="1100" w:type="dxa"/>
+            <w:vAlign w:val="top"/>
+          </w:tcPr>
+          <w:p>
+            <w:pPr>
+              <w:spacing w:before="0" w:after="0" w:line="252" w:lineRule="auto"/>
+            </w:pPr>
+            <w:r>
+              <w:rPr>
+                <w:rFonts w:ascii="Avenir Next" w:hAnsi="Avenir Next" w:cs="Avenir Next" w:eastAsia="Avenir Next"/>
+                <w:color w:val="1A1A1A"/>
+                <w:sz w:val="15"/>
+                <w:szCs w:val="15"/>
+              </w:rPr>
+              <w:t xml:space="preserve">4-4 S1</w:t>
+            </w:r>
+          </w:p>
+        </w:tc>
+        <w:tc>
+          <w:tcPr>
+            <w:tcW w:w="4202" w:type="dxa"/>
+            <w:vAlign w:val="top"/>
+          </w:tcPr>
+          <w:p>
+            <w:pPr>
+              <w:spacing w:before="0" w:after="0" w:line="252" w:lineRule="auto"/>
+            </w:pPr>
+            <w:r>
+              <w:rPr>
+                <w:rFonts w:ascii="Avenir Next" w:hAnsi="Avenir Next" w:cs="Avenir Next" w:eastAsia="Avenir Next"/>
+                <w:color w:val="1A1A1A"/>
+                <w:sz w:val="15"/>
+                <w:szCs w:val="15"/>
+              </w:rPr>
+              <w:t xml:space="preserve">Multiplies by the percent number instead of its decimal (35 × 360 = 12,600), or writes a one-digit percent as tenths (6% as 0.6), so the part is bigger than the whole or 10 times too big.</w:t>
+            </w:r>
+          </w:p>
+        </w:tc>
+        <w:tc>
+          <w:tcPr>
+            <w:tcW w:w="4202" w:type="dxa"/>
+            <w:vAlign w:val="top"/>
+          </w:tcPr>
+          <w:p>
+            <w:pPr>
+              <w:spacing w:before="0" w:after="0" w:line="252" w:lineRule="auto"/>
+            </w:pPr>
+            <w:r>
+              <w:rPr>
+                <w:rFonts w:ascii="Avenir Next" w:hAnsi="Avenir Next" w:cs="Avenir Next" w:eastAsia="Avenir Next"/>
+                <w:color w:val="1A1A1A"/>
+                <w:sz w:val="15"/>
+                <w:szCs w:val="15"/>
+              </w:rPr>
+              <w:t xml:space="preserve">Have the student find 10% of the whole on a 10-part percent bar, build the percent from it, and check that the part is less than the whole before multiplying by the decimal.</w:t>
+            </w:r>
+          </w:p>
+        </w:tc>
+      </w:tr>
+      <w:tr>
+        <w:trPr>
+          <w:cantSplit/>
+        </w:trPr>
+        <w:tc>
+          <w:tcPr>
+            <w:tcW w:w="1100" w:type="dxa"/>
+            <w:vAlign w:val="top"/>
+          </w:tcPr>
+          <w:p>
+            <w:pPr>
+              <w:spacing w:before="0" w:after="0" w:line="252" w:lineRule="auto"/>
+            </w:pPr>
+            <w:r>
+              <w:rPr>
+                <w:rFonts w:ascii="Avenir Next" w:hAnsi="Avenir Next" w:cs="Avenir Next" w:eastAsia="Avenir Next"/>
+                <w:color w:val="1A1A1A"/>
+                <w:sz w:val="15"/>
+                <w:szCs w:val="15"/>
+              </w:rPr>
+              <w:t xml:space="preserve">4-4 S2</w:t>
+            </w:r>
+          </w:p>
+        </w:tc>
+        <w:tc>
+          <w:tcPr>
+            <w:tcW w:w="4202" w:type="dxa"/>
+            <w:vAlign w:val="top"/>
+          </w:tcPr>
+          <w:p>
+            <w:pPr>
+              <w:spacing w:before="0" w:after="0" w:line="252" w:lineRule="auto"/>
+            </w:pPr>
+            <w:r>
+              <w:rPr>
+                <w:rFonts w:ascii="Avenir Next" w:hAnsi="Avenir Next" w:cs="Avenir Next" w:eastAsia="Avenir Next"/>
+                <w:color w:val="1A1A1A"/>
+                <w:sz w:val="15"/>
+                <w:szCs w:val="15"/>
+              </w:rPr>
+              <w:t xml:space="preserve">Ranks records by the count made (36 &gt; 32) and ignores the number of tries (60 vs. 40), or compares the part to 100 instead of to its own whole (33 of 55 called 33%).</w:t>
+            </w:r>
+          </w:p>
+        </w:tc>
+        <w:tc>
+          <w:tcPr>
+            <w:tcW w:w="4202" w:type="dxa"/>
+            <w:vAlign w:val="top"/>
+          </w:tcPr>
+          <w:p>
+            <w:pPr>
+              <w:spacing w:before="0" w:after="0" w:line="252" w:lineRule="auto"/>
+            </w:pPr>
+            <w:r>
+              <w:rPr>
+                <w:rFonts w:ascii="Avenir Next" w:hAnsi="Avenir Next" w:cs="Avenir Next" w:eastAsia="Avenir Next"/>
+                <w:color w:val="1A1A1A"/>
+                <w:sz w:val="15"/>
+                <w:szCs w:val="15"/>
+              </w:rPr>
+              <w:t xml:space="preserve">Draw two equal 10-part bars, shade each player’s makes out of their own tries, and ask which bar is fuller.</w:t>
+            </w:r>
+          </w:p>
+        </w:tc>
+      </w:tr>
+      <w:tr>
+        <w:trPr>
+          <w:cantSplit/>
+        </w:trPr>
+        <w:tc>
+          <w:tcPr>
+            <w:tcW w:w="1100" w:type="dxa"/>
+            <w:vAlign w:val="top"/>
+          </w:tcPr>
+          <w:p>
+            <w:pPr>
+              <w:spacing w:before="0" w:after="0" w:line="252" w:lineRule="auto"/>
+            </w:pPr>
+            <w:r>
+              <w:rPr>
+                <w:rFonts w:ascii="Avenir Next" w:hAnsi="Avenir Next" w:cs="Avenir Next" w:eastAsia="Avenir Next"/>
+                <w:color w:val="1A1A1A"/>
+                <w:sz w:val="15"/>
+                <w:szCs w:val="15"/>
+              </w:rPr>
+              <w:t xml:space="preserve">4-5 S1</w:t>
+            </w:r>
+          </w:p>
+        </w:tc>
+        <w:tc>
+          <w:tcPr>
+            <w:tcW w:w="4202" w:type="dxa"/>
+            <w:vAlign w:val="top"/>
+          </w:tcPr>
+          <w:p>
+            <w:pPr>
+              <w:spacing w:before="0" w:after="0" w:line="252" w:lineRule="auto"/>
+            </w:pPr>
+            <w:r>
+              <w:rPr>
+                <w:rFonts w:ascii="Avenir Next" w:hAnsi="Avenir Next" w:cs="Avenir Next" w:eastAsia="Avenir Next"/>
+                <w:color w:val="1A1A1A"/>
+                <w:sz w:val="15"/>
+                <w:szCs w:val="15"/>
+              </w:rPr>
+              <w:t xml:space="preserve">Treats the known part as the whole or multiplies it by the percent (0.3 × 27 = $8.10), so the answer is smaller than the part.</w:t>
+            </w:r>
+          </w:p>
+        </w:tc>
+        <w:tc>
+          <w:tcPr>
+            <w:tcW w:w="4202" w:type="dxa"/>
+            <w:vAlign w:val="top"/>
+          </w:tcPr>
+          <w:p>
+            <w:pPr>
+              <w:spacing w:before="0" w:after="0" w:line="252" w:lineRule="auto"/>
+            </w:pPr>
+            <w:r>
+              <w:rPr>
+                <w:rFonts w:ascii="Avenir Next" w:hAnsi="Avenir Next" w:cs="Avenir Next" w:eastAsia="Avenir Next"/>
+                <w:color w:val="1A1A1A"/>
+                <w:sz w:val="15"/>
+                <w:szCs w:val="15"/>
+              </w:rPr>
+              <w:t xml:space="preserve">Have the student write $27 under the shaded 30% section and ask whether the end of the bar (100%) must be more or less than $27 before any computing.</w:t>
+            </w:r>
+          </w:p>
+        </w:tc>
+      </w:tr>
+      <w:tr>
+        <w:trPr>
+          <w:cantSplit/>
+        </w:trPr>
+        <w:tc>
+          <w:tcPr>
+            <w:tcW w:w="1100" w:type="dxa"/>
+            <w:vAlign w:val="top"/>
+          </w:tcPr>
+          <w:p>
+            <w:pPr>
+              <w:spacing w:before="0" w:after="0" w:line="252" w:lineRule="auto"/>
+            </w:pPr>
+            <w:r>
+              <w:rPr>
+                <w:rFonts w:ascii="Avenir Next" w:hAnsi="Avenir Next" w:cs="Avenir Next" w:eastAsia="Avenir Next"/>
+                <w:color w:val="1A1A1A"/>
+                <w:sz w:val="15"/>
+                <w:szCs w:val="15"/>
+              </w:rPr>
+              <w:t xml:space="preserve">4-5 S2</w:t>
+            </w:r>
+          </w:p>
+        </w:tc>
+        <w:tc>
+          <w:tcPr>
+            <w:tcW w:w="4202" w:type="dxa"/>
+            <w:vAlign w:val="top"/>
+          </w:tcPr>
+          <w:p>
+            <w:pPr>
+              <w:spacing w:before="0" w:after="0" w:line="252" w:lineRule="auto"/>
+            </w:pPr>
+            <w:r>
+              <w:rPr>
+                <w:rFonts w:ascii="Avenir Next" w:hAnsi="Avenir Next" w:cs="Avenir Next" w:eastAsia="Avenir Next"/>
+                <w:color w:val="1A1A1A"/>
+                <w:sz w:val="15"/>
+                <w:szCs w:val="15"/>
+              </w:rPr>
+              <w:t xml:space="preserve">Writes the percent as a whole number (45 × w = 9) or multiplies the part by the decimal (w = 0.45 × 9 = 4.05) instead of dividing the part by the decimal.</w:t>
+            </w:r>
+          </w:p>
+        </w:tc>
+        <w:tc>
+          <w:tcPr>
+            <w:tcW w:w="4202" w:type="dxa"/>
+            <w:vAlign w:val="top"/>
+          </w:tcPr>
+          <w:p>
+            <w:pPr>
+              <w:spacing w:before="0" w:after="0" w:line="252" w:lineRule="auto"/>
+            </w:pPr>
+            <w:r>
+              <w:rPr>
+                <w:rFonts w:ascii="Avenir Next" w:hAnsi="Avenir Next" w:cs="Avenir Next" w:eastAsia="Avenir Next"/>
+                <w:color w:val="1A1A1A"/>
+                <w:sz w:val="15"/>
+                <w:szCs w:val="15"/>
+              </w:rPr>
+              <w:t xml:space="preserve">Point to the bar: the 9 km is the shaded 45% and w is the whole bar, so write 0.45 × w = 9 and ask what undoes multiplying by 0.45.</w:t>
             </w:r>
           </w:p>
         </w:tc>
